--- a/syllabus.docx
+++ b/syllabus.docx
@@ -31,8 +31,48 @@
           <w:rtl/>
           <w:lang w:val="he-IL" w:eastAsia="en-US"/>
         </w:rPr>
-        <w:t>כִּי שְׁאַל נָא לְדֹר רִישׁוֹן, וְכוֹנֵן לְחֵקֶר אֲבוֹתָם</w:t>
-      </w:r>
+        <w:t xml:space="preserve">כִּי שְׁאַל נָא לְדֹר </w:t>
+      </w:r>
+      <w:proofErr w:type="spellStart"/>
+      <w:r>
+        <w:rPr>
+          <w:rStyle w:val="q"/>
+          <w:rFonts w:ascii="Arial" w:eastAsia="Times New Roman" w:hAnsi="Arial" w:cs="Arial"/>
+          <w:color w:val="0000CC"/>
+          <w:sz w:val="20"/>
+          <w:szCs w:val="20"/>
+          <w:rtl/>
+          <w:lang w:val="he-IL" w:eastAsia="en-US"/>
+        </w:rPr>
+        <w:t>רִישׁוֹן</w:t>
+      </w:r>
+      <w:proofErr w:type="spellEnd"/>
+      <w:r>
+        <w:rPr>
+          <w:rStyle w:val="q"/>
+          <w:rFonts w:ascii="Arial" w:eastAsia="Times New Roman" w:hAnsi="Arial" w:cs="Arial"/>
+          <w:color w:val="0000CC"/>
+          <w:sz w:val="20"/>
+          <w:szCs w:val="20"/>
+          <w:rtl/>
+          <w:lang w:val="he-IL" w:eastAsia="en-US"/>
+        </w:rPr>
+        <w:t xml:space="preserve">, וְכוֹנֵן לְחֵקֶר </w:t>
+      </w:r>
+      <w:proofErr w:type="spellStart"/>
+      <w:r>
+        <w:rPr>
+          <w:rStyle w:val="q"/>
+          <w:rFonts w:ascii="Arial" w:eastAsia="Times New Roman" w:hAnsi="Arial" w:cs="Arial"/>
+          <w:color w:val="0000CC"/>
+          <w:sz w:val="20"/>
+          <w:szCs w:val="20"/>
+          <w:rtl/>
+          <w:lang w:val="he-IL" w:eastAsia="en-US"/>
+        </w:rPr>
+        <w:t>אֲבוֹתָם</w:t>
+      </w:r>
+      <w:proofErr w:type="spellEnd"/>
       <w:r>
         <w:rPr>
           <w:rFonts w:ascii="Arial" w:eastAsia="Times New Roman" w:hAnsi="Arial" w:cs="Arial"/>
@@ -392,7 +432,23 @@
           <w:rFonts w:ascii="Arial" w:hAnsi="Arial" w:cs="Arial"/>
           <w:rtl/>
         </w:rPr>
-        <w:t>מטרת הקורס היא ללמד אתכם, הסטודנטים, לחבר את עולם המחקר התיאורטי במדעי המחשב, עם עולם התיכנות המעשי.</w:t>
+        <w:t xml:space="preserve">מטרת הקורס היא ללמד אתכם, הסטודנטים, לחבר את עולם המחקר התיאורטי במדעי המחשב, עם עולם </w:t>
+      </w:r>
+      <w:proofErr w:type="spellStart"/>
+      <w:r>
+        <w:rPr>
+          <w:rFonts w:ascii="Arial" w:hAnsi="Arial" w:cs="Arial"/>
+          <w:rtl/>
+        </w:rPr>
+        <w:t>התיכנות</w:t>
+      </w:r>
+      <w:proofErr w:type="spellEnd"/>
+      <w:r>
+        <w:rPr>
+          <w:rFonts w:ascii="Arial" w:hAnsi="Arial" w:cs="Arial"/>
+          <w:rtl/>
+        </w:rPr>
+        <w:t xml:space="preserve"> המעשי.</w:t>
       </w:r>
     </w:p>
     <w:p>
@@ -694,7 +750,21 @@
           <w:rFonts w:ascii="Arial" w:hAnsi="Arial" w:cs="Arial"/>
           <w:rtl/>
         </w:rPr>
-        <w:t>הקורס מיועד לתלמידים לתואר שני או שלישי, וכן לסטודנטים מצטיינים בסוף תואר ראשון.</w:t>
+        <w:t>הקורס מיועד לתלמידים לתואר שני או שלישי, וכן לסטודנטים מצטיינים בסוף תואר ראשון</w:t>
+      </w:r>
+      <w:r>
+        <w:rPr>
+          <w:rFonts w:ascii="Arial" w:hAnsi="Arial" w:cs="Arial" w:hint="cs"/>
+          <w:rtl/>
+        </w:rPr>
+        <w:t xml:space="preserve"> המעוניינים להמשיך לתואר שני</w:t>
+      </w:r>
+      <w:r>
+        <w:rPr>
+          <w:rFonts w:ascii="Arial" w:hAnsi="Arial" w:cs="Arial"/>
+          <w:rtl/>
+        </w:rPr>
+        <w:t>.</w:t>
       </w:r>
     </w:p>
     <w:p>
@@ -850,11 +920,27 @@
           <w:rFonts w:ascii="Arial" w:hAnsi="Arial" w:cs="Arial" w:hint="cs"/>
           <w:rtl/>
         </w:rPr>
-        <w:t>קורסי תיכנות:</w:t>
-      </w:r>
+        <w:t xml:space="preserve">קורסי </w:t>
+      </w:r>
+      <w:proofErr w:type="spellStart"/>
       <w:r>
         <w:rPr>
           <w:rFonts w:ascii="Arial" w:hAnsi="Arial" w:cs="Arial" w:hint="cs"/>
+          <w:rtl/>
+        </w:rPr>
+        <w:t>תיכנות</w:t>
+      </w:r>
+      <w:proofErr w:type="spellEnd"/>
+      <w:r>
+        <w:rPr>
+          <w:rFonts w:ascii="Arial" w:hAnsi="Arial" w:cs="Arial" w:hint="cs"/>
+          <w:rtl/>
+        </w:rPr>
+        <w:t>:</w:t>
+      </w:r>
+      <w:r>
+        <w:rPr>
+          <w:rFonts w:ascii="Arial" w:hAnsi="Arial" w:cs="Arial" w:hint="cs"/>
         </w:rPr>
         <w:t xml:space="preserve"> </w:t>
       </w:r>
@@ -863,7 +949,23 @@
           <w:rFonts w:ascii="Arial" w:hAnsi="Arial" w:cs="Arial"/>
           <w:rtl/>
         </w:rPr>
-        <w:t xml:space="preserve"> תיכנות מערכות </w:t>
+        <w:t xml:space="preserve"> </w:t>
+      </w:r>
+      <w:proofErr w:type="spellStart"/>
+      <w:r>
+        <w:rPr>
+          <w:rFonts w:ascii="Arial" w:hAnsi="Arial" w:cs="Arial"/>
+          <w:rtl/>
+        </w:rPr>
+        <w:t>תיכנות</w:t>
+      </w:r>
+      <w:proofErr w:type="spellEnd"/>
+      <w:r>
+        <w:rPr>
+          <w:rFonts w:ascii="Arial" w:hAnsi="Arial" w:cs="Arial"/>
+          <w:rtl/>
+        </w:rPr>
+        <w:t xml:space="preserve"> מערכות </w:t>
       </w:r>
       <w:r>
         <w:rPr>
@@ -1028,7 +1130,7 @@
           <w:rtl/>
           <w:lang w:eastAsia="en-US"/>
         </w:rPr>
-        <w:t>בתיכנות האלגוריתם</w:t>
+        <w:t>בתכנות האלגוריתם</w:t>
       </w:r>
       <w:r>
         <w:rPr>
@@ -1120,20 +1222,32 @@
           <w:rtl/>
           <w:lang w:eastAsia="en-US"/>
         </w:rPr>
-        <w:t>: בתחילת הסמסטר אין חובת נוכחות.</w:t>
-      </w:r>
-    </w:p>
-    <w:p>
-      <w:pPr>
-        <w:suppressAutoHyphens w:val="0"/>
-        <w:bidi/>
-        <w:ind w:left="26"/>
-        <w:rPr>
-          <w:rFonts w:ascii="Arial" w:eastAsia="Times New Roman" w:hAnsi="Arial" w:cs="Arial"/>
+        <w:t xml:space="preserve">: </w:t>
+      </w:r>
+      <w:r>
+        <w:rPr>
+          <w:rFonts w:ascii="Arial" w:eastAsia="Times New Roman" w:hAnsi="Arial" w:cs="Arial" w:hint="cs"/>
           <w:rtl/>
           <w:lang w:eastAsia="en-US"/>
         </w:rPr>
-      </w:pPr>
+        <w:t xml:space="preserve">חובה להגיע לכיתה שלוש פעמים לפחות, על-מנת להציג מטלות (אין אפשרות להציג בזום). מעבר לזה </w:t>
+      </w:r>
+      <w:r>
+        <w:rPr>
+          <w:rFonts w:ascii="Arial" w:eastAsia="Times New Roman" w:hAnsi="Arial" w:cs="Arial" w:hint="cs"/>
+          <w:rtl/>
+          <w:lang w:eastAsia="en-US"/>
+        </w:rPr>
+        <w:t>אין חובת נוכחות</w:t>
+      </w:r>
+      <w:r>
+        <w:rPr>
+          <w:rFonts w:ascii="Arial" w:eastAsia="Times New Roman" w:hAnsi="Arial" w:cs="Arial" w:hint="cs"/>
+          <w:rtl/>
+          <w:lang w:eastAsia="en-US"/>
+        </w:rPr>
+        <w:t xml:space="preserve">. </w:t>
+      </w:r>
       <w:r>
         <w:rPr>
           <w:rFonts w:ascii="Arial" w:eastAsia="Times New Roman" w:hAnsi="Arial" w:cs="Arial" w:hint="cs"/>
@@ -1261,7 +1375,6 @@
           <w:szCs w:val="28"/>
           <w:rtl/>
         </w:rPr>
-        <w:lastRenderedPageBreak/>
         <w:t>ו</w:t>
       </w:r>
       <w:r>
@@ -1339,7 +1452,21 @@
           <w:rFonts w:ascii="Arial" w:hAnsi="Arial" w:cs="Arial"/>
           <w:rtl/>
         </w:rPr>
-        <w:t>ותורת המשחקים. לאחר מכן תנתחו את המאמר לפי השלבים הבאים:</w:t>
+        <w:t>ו</w:t>
+      </w:r>
+      <w:r>
+        <w:rPr>
+          <w:rFonts w:ascii="Arial" w:hAnsi="Arial" w:cs="Arial" w:hint="cs"/>
+          <w:rtl/>
+        </w:rPr>
+        <w:t xml:space="preserve"> </w:t>
+      </w:r>
+      <w:r>
+        <w:rPr>
+          <w:rFonts w:ascii="Arial" w:hAnsi="Arial" w:cs="Arial"/>
+          <w:rtl/>
+        </w:rPr>
+        <w:t>תורת המשחקים. לאחר מכן תנתחו את המאמר לפי השלבים הבאים:</w:t>
       </w:r>
     </w:p>
     <w:p>
@@ -1476,12 +1603,70 @@
         </w:rPr>
         <w:t xml:space="preserve">שילוב האלגוריתם בספריית קוד פתוח בהתאם לנושא המאמר, כגון: </w:t>
       </w:r>
-      <w:r>
-        <w:rPr>
-          <w:rFonts w:ascii="Arial" w:hAnsi="Arial" w:cs="Arial"/>
-        </w:rPr>
-        <w:t>networkx, sympy, galgebra, numpy, scipy</w:t>
-      </w:r>
+      <w:proofErr w:type="spellStart"/>
+      <w:r>
+        <w:rPr>
+          <w:rFonts w:ascii="Arial" w:hAnsi="Arial" w:cs="Arial"/>
+        </w:rPr>
+        <w:t>networkx</w:t>
+      </w:r>
+      <w:proofErr w:type="spellEnd"/>
+      <w:r>
+        <w:rPr>
+          <w:rFonts w:ascii="Arial" w:hAnsi="Arial" w:cs="Arial"/>
+        </w:rPr>
+        <w:t xml:space="preserve">, </w:t>
+      </w:r>
+      <w:proofErr w:type="spellStart"/>
+      <w:r>
+        <w:rPr>
+          <w:rFonts w:ascii="Arial" w:hAnsi="Arial" w:cs="Arial"/>
+        </w:rPr>
+        <w:t>sympy</w:t>
+      </w:r>
+      <w:proofErr w:type="spellEnd"/>
+      <w:r>
+        <w:rPr>
+          <w:rFonts w:ascii="Arial" w:hAnsi="Arial" w:cs="Arial"/>
+        </w:rPr>
+        <w:t xml:space="preserve">, </w:t>
+      </w:r>
+      <w:proofErr w:type="spellStart"/>
+      <w:r>
+        <w:rPr>
+          <w:rFonts w:ascii="Arial" w:hAnsi="Arial" w:cs="Arial"/>
+        </w:rPr>
+        <w:t>galgebra</w:t>
+      </w:r>
+      <w:proofErr w:type="spellEnd"/>
+      <w:r>
+        <w:rPr>
+          <w:rFonts w:ascii="Arial" w:hAnsi="Arial" w:cs="Arial"/>
+        </w:rPr>
+        <w:t xml:space="preserve">, </w:t>
+      </w:r>
+      <w:proofErr w:type="spellStart"/>
+      <w:r>
+        <w:rPr>
+          <w:rFonts w:ascii="Arial" w:hAnsi="Arial" w:cs="Arial"/>
+        </w:rPr>
+        <w:t>numpy</w:t>
+      </w:r>
+      <w:proofErr w:type="spellEnd"/>
+      <w:r>
+        <w:rPr>
+          <w:rFonts w:ascii="Arial" w:hAnsi="Arial" w:cs="Arial"/>
+        </w:rPr>
+        <w:t xml:space="preserve">, </w:t>
+      </w:r>
+      <w:proofErr w:type="spellStart"/>
+      <w:r>
+        <w:rPr>
+          <w:rFonts w:ascii="Arial" w:hAnsi="Arial" w:cs="Arial"/>
+        </w:rPr>
+        <w:t>scipy</w:t>
+      </w:r>
+      <w:proofErr w:type="spellEnd"/>
       <w:r>
         <w:rPr>
           <w:rFonts w:ascii="Arial" w:hAnsi="Arial" w:cs="Arial"/>
@@ -1508,7 +1693,21 @@
           <w:rFonts w:ascii="Arial" w:hAnsi="Arial" w:cs="Arial"/>
           <w:rtl/>
         </w:rPr>
-        <w:t>יאפשר לכם להיכנס לרשימת התורמים לספריה – דבר שתוכלו לציין בקורות חיים.</w:t>
+        <w:t xml:space="preserve">יאפשר לכם להיכנס לרשימת התורמים לספריה – דבר שתוכלו לציין בקורות </w:t>
+      </w:r>
+      <w:r>
+        <w:rPr>
+          <w:rFonts w:ascii="Arial" w:hAnsi="Arial" w:cs="Arial" w:hint="cs"/>
+          <w:rtl/>
+        </w:rPr>
+        <w:t>ה</w:t>
+      </w:r>
+      <w:r>
+        <w:rPr>
+          <w:rFonts w:ascii="Arial" w:hAnsi="Arial" w:cs="Arial"/>
+          <w:rtl/>
+        </w:rPr>
+        <w:t>חיים.</w:t>
       </w:r>
     </w:p>
     <w:p>
@@ -1761,7 +1960,105 @@
           <w:rtl/>
           <w:lang w:eastAsia="en-US"/>
         </w:rPr>
-        <w:t>אתם לא רק קוראים אלא גם מתכנתים.  יש הבדל משמעותי מאד בין קריאת מאמר לצורך הכנת מצגת, לבין קריאת מאמר לצורך תיכנות.  תיכנות מאמר דורש הבנה מעמיקה הרבה יותר בפרטי המימוש של האלגוריתם. חייבים להבין את האלגוריתם במדוייק – לא מספיק "לספר" אותו במילים כלליות וב"נפנופי ידיים". במקרים רבים תוך-כדי תיכנות המאמר מגלים שגיאות ופערים (נושאים לא מוסברים) באלגוריתם. תיכנות האלגוריתם גם דורש מחשבה על סוגי הנתונים ומבני-הנתונים הדרושים, ועל שיקולי יעילות במימוש.</w:t>
+        <w:t xml:space="preserve">אתם לא רק קוראים אלא גם מתכנתים.  יש הבדל משמעותי מאד בין קריאת מאמר לצורך הכנת מצגת, לבין קריאת מאמר לצורך </w:t>
+      </w:r>
+      <w:r>
+        <w:rPr>
+          <w:rFonts w:ascii="Arial" w:eastAsia="Times New Roman" w:hAnsi="Arial" w:cs="Arial" w:hint="cs"/>
+          <w:rtl/>
+          <w:lang w:eastAsia="en-US"/>
+        </w:rPr>
+        <w:t>תכנות</w:t>
+      </w:r>
+      <w:r>
+        <w:rPr>
+          <w:rFonts w:ascii="Arial" w:eastAsia="Times New Roman" w:hAnsi="Arial" w:cs="Arial"/>
+          <w:rtl/>
+          <w:lang w:eastAsia="en-US"/>
+        </w:rPr>
+        <w:t xml:space="preserve">.  </w:t>
+      </w:r>
+      <w:r>
+        <w:rPr>
+          <w:rFonts w:ascii="Arial" w:eastAsia="Times New Roman" w:hAnsi="Arial" w:cs="Arial" w:hint="cs"/>
+          <w:rtl/>
+          <w:lang w:eastAsia="en-US"/>
+        </w:rPr>
+        <w:t>תכנות</w:t>
+      </w:r>
+      <w:r>
+        <w:rPr>
+          <w:rFonts w:ascii="Arial" w:eastAsia="Times New Roman" w:hAnsi="Arial" w:cs="Arial"/>
+          <w:rtl/>
+          <w:lang w:eastAsia="en-US"/>
+        </w:rPr>
+        <w:t xml:space="preserve"> מאמר דורש הבנה מעמיקה הרבה יותר בפרטי המימוש של האלגוריתם. חייבים להבין את האלגוריתם </w:t>
+      </w:r>
+      <w:r>
+        <w:rPr>
+          <w:rFonts w:ascii="Arial" w:eastAsia="Times New Roman" w:hAnsi="Arial" w:cs="Arial" w:hint="cs"/>
+          <w:rtl/>
+          <w:lang w:eastAsia="en-US"/>
+        </w:rPr>
+        <w:t>במדויק</w:t>
+      </w:r>
+      <w:r>
+        <w:rPr>
+          <w:rFonts w:ascii="Arial" w:eastAsia="Times New Roman" w:hAnsi="Arial" w:cs="Arial"/>
+          <w:rtl/>
+          <w:lang w:eastAsia="en-US"/>
+        </w:rPr>
+        <w:t xml:space="preserve"> – לא מספיק "לספר" אותו במילים כלליות </w:t>
+      </w:r>
+      <w:proofErr w:type="spellStart"/>
+      <w:r>
+        <w:rPr>
+          <w:rFonts w:ascii="Arial" w:eastAsia="Times New Roman" w:hAnsi="Arial" w:cs="Arial"/>
+          <w:rtl/>
+          <w:lang w:eastAsia="en-US"/>
+        </w:rPr>
+        <w:t>וב"נפנופי</w:t>
+      </w:r>
+      <w:proofErr w:type="spellEnd"/>
+      <w:r>
+        <w:rPr>
+          <w:rFonts w:ascii="Arial" w:eastAsia="Times New Roman" w:hAnsi="Arial" w:cs="Arial"/>
+          <w:rtl/>
+          <w:lang w:eastAsia="en-US"/>
+        </w:rPr>
+        <w:t xml:space="preserve"> ידיים". במקרים רבים תוך-כדי </w:t>
+      </w:r>
+      <w:r>
+        <w:rPr>
+          <w:rFonts w:ascii="Arial" w:eastAsia="Times New Roman" w:hAnsi="Arial" w:cs="Arial" w:hint="cs"/>
+          <w:rtl/>
+          <w:lang w:eastAsia="en-US"/>
+        </w:rPr>
+        <w:t>תכנות</w:t>
+      </w:r>
+      <w:r>
+        <w:rPr>
+          <w:rFonts w:ascii="Arial" w:eastAsia="Times New Roman" w:hAnsi="Arial" w:cs="Arial"/>
+          <w:rtl/>
+          <w:lang w:eastAsia="en-US"/>
+        </w:rPr>
+        <w:t xml:space="preserve"> המאמר מגלים שגיאות ופערים (נושאים לא מוסברים) באלגוריתם. </w:t>
+      </w:r>
+      <w:r>
+        <w:rPr>
+          <w:rFonts w:ascii="Arial" w:eastAsia="Times New Roman" w:hAnsi="Arial" w:cs="Arial" w:hint="cs"/>
+          <w:rtl/>
+          <w:lang w:eastAsia="en-US"/>
+        </w:rPr>
+        <w:t>תכנות</w:t>
+      </w:r>
+      <w:r>
+        <w:rPr>
+          <w:rFonts w:ascii="Arial" w:eastAsia="Times New Roman" w:hAnsi="Arial" w:cs="Arial"/>
+          <w:rtl/>
+          <w:lang w:eastAsia="en-US"/>
+        </w:rPr>
+        <w:t xml:space="preserve"> האלגוריתם גם דורש מחשבה על סוגי הנתונים ומבני-הנתונים הדרושים, ועל שיקולי יעילות במימוש.</w:t>
       </w:r>
     </w:p>
     <w:p>
@@ -1792,7 +2089,7 @@
           <w:rtl/>
           <w:lang w:eastAsia="en-US"/>
         </w:rPr>
-        <w:t xml:space="preserve"> שבו אתם בוחרים פרוייקט יישומי ומתכנתים אותו. בקורס </w:t>
+        <w:t xml:space="preserve"> שבו אתם בוחרים </w:t>
       </w:r>
       <w:r>
         <w:rPr>
@@ -1800,6 +2097,22 @@
           <w:rtl/>
           <w:lang w:eastAsia="en-US"/>
         </w:rPr>
+        <w:t>פרויקט</w:t>
+      </w:r>
+      <w:r>
+        <w:rPr>
+          <w:rFonts w:ascii="Arial" w:eastAsia="Times New Roman" w:hAnsi="Arial" w:cs="Arial"/>
+          <w:rtl/>
+          <w:lang w:eastAsia="en-US"/>
+        </w:rPr>
+        <w:t xml:space="preserve"> יישומי ומתכנתים אותו. בקורס </w:t>
+      </w:r>
+      <w:r>
+        <w:rPr>
+          <w:rFonts w:ascii="Arial" w:eastAsia="Times New Roman" w:hAnsi="Arial" w:cs="Arial" w:hint="cs"/>
+          <w:rtl/>
+          <w:lang w:eastAsia="en-US"/>
+        </w:rPr>
         <w:t xml:space="preserve">הנוכחי </w:t>
       </w:r>
       <w:r>
@@ -1808,7 +2121,23 @@
           <w:rtl/>
           <w:lang w:eastAsia="en-US"/>
         </w:rPr>
-        <w:t>אתם מתכנתים נושא מחזית המחקר – אתם מתכנתים אלגוריתם ש(כנראה) אף אחד עדיין לא תיכנת. זה שונה משמעותית מתיכנות אפליקציה.</w:t>
+        <w:t xml:space="preserve">אתם מתכנתים נושא מחזית המחקר – אתם מתכנתים אלגוריתם ש(כנראה) אף אחד עדיין לא תיכנת. זה שונה משמעותית </w:t>
+      </w:r>
+      <w:r>
+        <w:rPr>
+          <w:rFonts w:ascii="Arial" w:eastAsia="Times New Roman" w:hAnsi="Arial" w:cs="Arial" w:hint="cs"/>
+          <w:rtl/>
+          <w:lang w:eastAsia="en-US"/>
+        </w:rPr>
+        <w:t>מתכנות</w:t>
+      </w:r>
+      <w:r>
+        <w:rPr>
+          <w:rFonts w:ascii="Arial" w:eastAsia="Times New Roman" w:hAnsi="Arial" w:cs="Arial"/>
+          <w:rtl/>
+          <w:lang w:eastAsia="en-US"/>
+        </w:rPr>
+        <w:t xml:space="preserve"> אפליקציה.</w:t>
       </w:r>
     </w:p>
     <w:p>
@@ -1931,7 +2260,21 @@
           <w:rFonts w:ascii="Arial" w:hAnsi="Arial" w:cs="Arial"/>
           <w:rtl/>
         </w:rPr>
-        <w:t>שיעורים מעשיים - נושאים מתקדמים בשפת פייתון, במיוחד נושאים הרלבנטיים לתיכנות אלגוריתמים והצגתם. אתם תשתמשו בנושאים הנלמדים כדי לתכנת את האלגוריתמים במאמרים שקראתם, ותציגו את התקדמותכם בשיעור.</w:t>
+        <w:t xml:space="preserve">שיעורים מעשיים - נושאים מתקדמים בשפת פייתון, במיוחד נושאים הרלבנטיים </w:t>
+      </w:r>
+      <w:r>
+        <w:rPr>
+          <w:rFonts w:ascii="Arial" w:hAnsi="Arial" w:cs="Arial" w:hint="cs"/>
+          <w:rtl/>
+        </w:rPr>
+        <w:t>לתכנות</w:t>
+      </w:r>
+      <w:r>
+        <w:rPr>
+          <w:rFonts w:ascii="Arial" w:hAnsi="Arial" w:cs="Arial"/>
+          <w:rtl/>
+        </w:rPr>
+        <w:t xml:space="preserve"> אלגוריתמים והצגתם. אתם תשתמשו בנושאים הנלמדים כדי לתכנת את האלגוריתמים במאמרים שקראתם, ותציגו את התקדמותכם בשיעור.</w:t>
       </w:r>
     </w:p>
     <w:p>
@@ -2670,15 +3013,25 @@
                 <w:rtl/>
                 <w:lang w:eastAsia="en-US"/>
               </w:rPr>
-              <w:t xml:space="preserve">ספריות לתיכנות מדעי: </w:t>
-            </w:r>
+              <w:t xml:space="preserve">ספריות לתכנות מדעי: </w:t>
+            </w:r>
+            <w:proofErr w:type="spellStart"/>
             <w:r>
               <w:rPr>
                 <w:rFonts w:ascii="Arial" w:eastAsia="Times New Roman" w:hAnsi="Arial" w:cs="Arial"/>
                 <w:color w:val="00B050"/>
                 <w:lang w:eastAsia="en-US"/>
               </w:rPr>
-              <w:t xml:space="preserve">numpy,  </w:t>
+              <w:t>numpy</w:t>
+            </w:r>
+            <w:proofErr w:type="spellEnd"/>
+            <w:r>
+              <w:rPr>
+                <w:rFonts w:ascii="Arial" w:eastAsia="Times New Roman" w:hAnsi="Arial" w:cs="Arial"/>
+                <w:color w:val="00B050"/>
+                <w:lang w:eastAsia="en-US"/>
+              </w:rPr>
+              <w:t xml:space="preserve">,  </w:t>
             </w:r>
             <w:r>
               <w:rPr>
@@ -2712,7 +3065,43 @@
                 <w:color w:val="00B050"/>
                 <w:lang w:eastAsia="en-US"/>
               </w:rPr>
-              <w:t xml:space="preserve"> scipy,   cvxpy, </w:t>
+              <w:t xml:space="preserve"> </w:t>
+            </w:r>
+            <w:proofErr w:type="spellStart"/>
+            <w:r>
+              <w:rPr>
+                <w:rFonts w:ascii="Arial" w:eastAsia="Times New Roman" w:hAnsi="Arial" w:cs="Arial"/>
+                <w:color w:val="00B050"/>
+                <w:lang w:eastAsia="en-US"/>
+              </w:rPr>
+              <w:t>scipy</w:t>
+            </w:r>
+            <w:proofErr w:type="spellEnd"/>
+            <w:r>
+              <w:rPr>
+                <w:rFonts w:ascii="Arial" w:eastAsia="Times New Roman" w:hAnsi="Arial" w:cs="Arial"/>
+                <w:color w:val="00B050"/>
+                <w:lang w:eastAsia="en-US"/>
+              </w:rPr>
+              <w:t xml:space="preserve">,   </w:t>
+            </w:r>
+            <w:proofErr w:type="spellStart"/>
+            <w:r>
+              <w:rPr>
+                <w:rFonts w:ascii="Arial" w:eastAsia="Times New Roman" w:hAnsi="Arial" w:cs="Arial"/>
+                <w:color w:val="00B050"/>
+                <w:lang w:eastAsia="en-US"/>
+              </w:rPr>
+              <w:t>cvxpy</w:t>
+            </w:r>
+            <w:proofErr w:type="spellEnd"/>
+            <w:r>
+              <w:rPr>
+                <w:rFonts w:ascii="Arial" w:eastAsia="Times New Roman" w:hAnsi="Arial" w:cs="Arial"/>
+                <w:color w:val="00B050"/>
+                <w:lang w:eastAsia="en-US"/>
+              </w:rPr>
+              <w:t xml:space="preserve">, </w:t>
             </w:r>
           </w:p>
           <w:p>
@@ -2735,6 +3124,7 @@
               </w:rPr>
               <w:t xml:space="preserve">אלגוריתמים בגרפים </w:t>
             </w:r>
+            <w:proofErr w:type="spellStart"/>
             <w:r>
               <w:rPr>
                 <w:rFonts w:ascii="Arial" w:eastAsia="Times New Roman" w:hAnsi="Arial" w:cs="Arial"/>
@@ -2743,6 +3133,7 @@
               </w:rPr>
               <w:t>networkx</w:t>
             </w:r>
+            <w:proofErr w:type="spellEnd"/>
             <w:r>
               <w:rPr>
                 <w:rFonts w:ascii="Arial" w:eastAsia="Times New Roman" w:hAnsi="Arial" w:cs="Arial" w:hint="cs"/>
@@ -2811,7 +3202,7 @@
                 <w:rtl/>
                 <w:lang w:eastAsia="en-US"/>
               </w:rPr>
-              <w:t>ספריות לתיכנות מדע</w:t>
+              <w:t>ספריות לתכנות מדע</w:t>
             </w:r>
             <w:r>
               <w:rPr>
@@ -2960,11 +3351,12 @@
             </w:pPr>
             <w:r>
               <w:rPr>
-                <w:rFonts w:ascii="Arial" w:eastAsia="Times New Roman" w:hAnsi="Arial" w:cs="Arial"/>
-                <w:color w:val="00B050"/>
-                <w:lang w:eastAsia="en-US"/>
-              </w:rPr>
-              <w:t>-</w:t>
+                <w:rFonts w:ascii="Arial" w:eastAsia="Times New Roman" w:hAnsi="Arial" w:cs="Arial" w:hint="cs"/>
+                <w:color w:val="00B050"/>
+                <w:rtl/>
+                <w:lang w:eastAsia="en-US"/>
+              </w:rPr>
+              <w:t>הצגות בלבד</w:t>
             </w:r>
           </w:p>
         </w:tc>
@@ -3114,7 +3506,27 @@
                 <w:rtl/>
                 <w:lang w:eastAsia="en-US"/>
               </w:rPr>
-              <w:t xml:space="preserve"> תהליך פיתוח בפייתון: רשימות (</w:t>
+              <w:t xml:space="preserve"> תהליך פיתוח </w:t>
+            </w:r>
+            <w:proofErr w:type="spellStart"/>
+            <w:r>
+              <w:rPr>
+                <w:rFonts w:ascii="Arial" w:eastAsia="Times New Roman" w:hAnsi="Arial" w:cs="Arial" w:hint="cs"/>
+                <w:color w:val="00B050"/>
+                <w:rtl/>
+                <w:lang w:eastAsia="en-US"/>
+              </w:rPr>
+              <w:t>בפייתון</w:t>
+            </w:r>
+            <w:proofErr w:type="spellEnd"/>
+            <w:r>
+              <w:rPr>
+                <w:rFonts w:ascii="Arial" w:eastAsia="Times New Roman" w:hAnsi="Arial" w:cs="Arial" w:hint="cs"/>
+                <w:color w:val="00B050"/>
+                <w:rtl/>
+                <w:lang w:eastAsia="en-US"/>
+              </w:rPr>
+              <w:t>: רשימות (</w:t>
             </w:r>
             <w:r>
               <w:rPr>
@@ -3133,6 +3545,7 @@
               </w:rPr>
               <w:t>), סביבה וירטואלית (</w:t>
             </w:r>
+            <w:proofErr w:type="spellStart"/>
             <w:r>
               <w:rPr>
                 <w:rFonts w:ascii="Arial" w:eastAsia="Times New Roman" w:hAnsi="Arial" w:cs="Arial"/>
@@ -3141,6 +3554,7 @@
               </w:rPr>
               <w:t>virtualenv</w:t>
             </w:r>
+            <w:proofErr w:type="spellEnd"/>
             <w:r>
               <w:rPr>
                 <w:rFonts w:ascii="Arial" w:eastAsia="Times New Roman" w:hAnsi="Arial" w:cs="Arial" w:hint="cs"/>
@@ -3170,14 +3584,34 @@
               </w:rPr>
               <w:t>שילוב בדיקות (</w:t>
             </w:r>
+            <w:proofErr w:type="spellStart"/>
             <w:r>
               <w:rPr>
                 <w:rFonts w:ascii="Arial" w:eastAsia="Times New Roman" w:hAnsi="Arial" w:cs="Arial"/>
                 <w:color w:val="00B050"/>
                 <w:lang w:eastAsia="en-US"/>
               </w:rPr>
-              <w:t>doctest, pytest</w:t>
-            </w:r>
+              <w:t>doctest</w:t>
+            </w:r>
+            <w:proofErr w:type="spellEnd"/>
+            <w:r>
+              <w:rPr>
+                <w:rFonts w:ascii="Arial" w:eastAsia="Times New Roman" w:hAnsi="Arial" w:cs="Arial"/>
+                <w:color w:val="00B050"/>
+                <w:lang w:eastAsia="en-US"/>
+              </w:rPr>
+              <w:t xml:space="preserve">, </w:t>
+            </w:r>
+            <w:proofErr w:type="spellStart"/>
+            <w:r>
+              <w:rPr>
+                <w:rFonts w:ascii="Arial" w:eastAsia="Times New Roman" w:hAnsi="Arial" w:cs="Arial"/>
+                <w:color w:val="00B050"/>
+                <w:lang w:eastAsia="en-US"/>
+              </w:rPr>
+              <w:t>pytest</w:t>
+            </w:r>
+            <w:proofErr w:type="spellEnd"/>
             <w:r>
               <w:rPr>
                 <w:rFonts w:ascii="Arial" w:eastAsia="Times New Roman" w:hAnsi="Arial" w:cs="Arial" w:hint="cs"/>
@@ -3185,7 +3619,27 @@
                 <w:rtl/>
                 <w:lang w:eastAsia="en-US"/>
               </w:rPr>
-              <w:t>) בפעולות גיטהאב (</w:t>
+              <w:t xml:space="preserve">) בפעולות </w:t>
+            </w:r>
+            <w:proofErr w:type="spellStart"/>
+            <w:r>
+              <w:rPr>
+                <w:rFonts w:ascii="Arial" w:eastAsia="Times New Roman" w:hAnsi="Arial" w:cs="Arial" w:hint="cs"/>
+                <w:color w:val="00B050"/>
+                <w:rtl/>
+                <w:lang w:eastAsia="en-US"/>
+              </w:rPr>
+              <w:t>גיטהאב</w:t>
+            </w:r>
+            <w:proofErr w:type="spellEnd"/>
+            <w:r>
+              <w:rPr>
+                <w:rFonts w:ascii="Arial" w:eastAsia="Times New Roman" w:hAnsi="Arial" w:cs="Arial" w:hint="cs"/>
+                <w:color w:val="00B050"/>
+                <w:rtl/>
+                <w:lang w:eastAsia="en-US"/>
+              </w:rPr>
+              <w:t xml:space="preserve"> (</w:t>
             </w:r>
             <w:r>
               <w:rPr>
@@ -3288,7 +3742,27 @@
                 <w:rtl/>
                 <w:lang w:eastAsia="en-US"/>
               </w:rPr>
-              <w:t xml:space="preserve"> הרלבנטיות לתיכנות אלגוריתמים: </w:t>
+              <w:t xml:space="preserve"> הרלבנטיות </w:t>
+            </w:r>
+            <w:proofErr w:type="spellStart"/>
+            <w:r>
+              <w:rPr>
+                <w:rFonts w:ascii="Arial" w:eastAsia="Times New Roman" w:hAnsi="Arial" w:cs="Arial" w:hint="cs"/>
+                <w:color w:val="00B050"/>
+                <w:rtl/>
+                <w:lang w:eastAsia="en-US"/>
+              </w:rPr>
+              <w:t>לתיכנות</w:t>
+            </w:r>
+            <w:proofErr w:type="spellEnd"/>
+            <w:r>
+              <w:rPr>
+                <w:rFonts w:ascii="Arial" w:eastAsia="Times New Roman" w:hAnsi="Arial" w:cs="Arial" w:hint="cs"/>
+                <w:color w:val="00B050"/>
+                <w:rtl/>
+                <w:lang w:eastAsia="en-US"/>
+              </w:rPr>
+              <w:t xml:space="preserve"> אלגוריתמים: </w:t>
             </w:r>
             <w:r>
               <w:rPr>
@@ -3298,6 +3772,7 @@
               </w:rPr>
               <w:t xml:space="preserve"> </w:t>
             </w:r>
+            <w:proofErr w:type="spellStart"/>
             <w:r>
               <w:rPr>
                 <w:rFonts w:ascii="Arial" w:eastAsia="Times New Roman" w:hAnsi="Arial" w:cs="Arial" w:hint="cs"/>
@@ -3305,7 +3780,17 @@
                 <w:rtl/>
                 <w:lang w:eastAsia="en-US"/>
               </w:rPr>
-              <w:t>קשטנים (</w:t>
+              <w:t>קשטנים</w:t>
+            </w:r>
+            <w:proofErr w:type="spellEnd"/>
+            <w:r>
+              <w:rPr>
+                <w:rFonts w:ascii="Arial" w:eastAsia="Times New Roman" w:hAnsi="Arial" w:cs="Arial" w:hint="cs"/>
+                <w:color w:val="00B050"/>
+                <w:rtl/>
+                <w:lang w:eastAsia="en-US"/>
+              </w:rPr>
+              <w:t xml:space="preserve"> (</w:t>
             </w:r>
             <w:r>
               <w:rPr>
@@ -3393,13 +3878,23 @@
               </w:rPr>
               <w:t xml:space="preserve"> </w:t>
             </w:r>
+            <w:proofErr w:type="spellStart"/>
             <w:r>
               <w:rPr>
                 <w:rFonts w:ascii="Arial" w:eastAsia="Times New Roman" w:hAnsi="Arial" w:cs="Arial"/>
                 <w:color w:val="00B050"/>
                 <w:lang w:eastAsia="en-US"/>
               </w:rPr>
-              <w:t>FlyWeight, Strategy, Command</w:t>
+              <w:t>FlyWeight</w:t>
+            </w:r>
+            <w:proofErr w:type="spellEnd"/>
+            <w:r>
+              <w:rPr>
+                <w:rFonts w:ascii="Arial" w:eastAsia="Times New Roman" w:hAnsi="Arial" w:cs="Arial"/>
+                <w:color w:val="00B050"/>
+                <w:lang w:eastAsia="en-US"/>
+              </w:rPr>
+              <w:t>, Strategy, Command</w:t>
             </w:r>
           </w:p>
         </w:tc>
@@ -3846,7 +4341,43 @@
                 <w:color w:val="00B050"/>
                 <w:lang w:eastAsia="en-US"/>
               </w:rPr>
-              <w:t>pandas, sqlite, sqlalchemy, request, google sheet</w:t>
+              <w:t xml:space="preserve">pandas, </w:t>
+            </w:r>
+            <w:proofErr w:type="spellStart"/>
+            <w:r>
+              <w:rPr>
+                <w:rFonts w:ascii="Arial" w:eastAsia="Times New Roman" w:hAnsi="Arial" w:cs="Arial"/>
+                <w:color w:val="00B050"/>
+                <w:lang w:eastAsia="en-US"/>
+              </w:rPr>
+              <w:t>sqlite</w:t>
+            </w:r>
+            <w:proofErr w:type="spellEnd"/>
+            <w:r>
+              <w:rPr>
+                <w:rFonts w:ascii="Arial" w:eastAsia="Times New Roman" w:hAnsi="Arial" w:cs="Arial"/>
+                <w:color w:val="00B050"/>
+                <w:lang w:eastAsia="en-US"/>
+              </w:rPr>
+              <w:t xml:space="preserve">, </w:t>
+            </w:r>
+            <w:proofErr w:type="spellStart"/>
+            <w:r>
+              <w:rPr>
+                <w:rFonts w:ascii="Arial" w:eastAsia="Times New Roman" w:hAnsi="Arial" w:cs="Arial"/>
+                <w:color w:val="00B050"/>
+                <w:lang w:eastAsia="en-US"/>
+              </w:rPr>
+              <w:t>sqlalchemy</w:t>
+            </w:r>
+            <w:proofErr w:type="spellEnd"/>
+            <w:r>
+              <w:rPr>
+                <w:rFonts w:ascii="Arial" w:eastAsia="Times New Roman" w:hAnsi="Arial" w:cs="Arial"/>
+                <w:color w:val="00B050"/>
+                <w:lang w:eastAsia="en-US"/>
+              </w:rPr>
+              <w:t>, request, google sheet</w:t>
             </w:r>
             <w:r>
               <w:rPr>
@@ -4118,14 +4649,52 @@
               </w:rPr>
               <w:t xml:space="preserve">שיפור זמן ריצת התוכנית: </w:t>
             </w:r>
+            <w:proofErr w:type="spellStart"/>
             <w:r>
               <w:rPr>
                 <w:rFonts w:ascii="Arial" w:eastAsia="Times New Roman" w:hAnsi="Arial" w:cs="Arial"/>
                 <w:color w:val="00B050"/>
                 <w:lang w:eastAsia="en-US"/>
               </w:rPr>
-              <w:t>cython, cppyy, pypy</w:t>
-            </w:r>
+              <w:t>cython</w:t>
+            </w:r>
+            <w:proofErr w:type="spellEnd"/>
+            <w:r>
+              <w:rPr>
+                <w:rFonts w:ascii="Arial" w:eastAsia="Times New Roman" w:hAnsi="Arial" w:cs="Arial"/>
+                <w:color w:val="00B050"/>
+                <w:lang w:eastAsia="en-US"/>
+              </w:rPr>
+              <w:t xml:space="preserve">, </w:t>
+            </w:r>
+            <w:proofErr w:type="spellStart"/>
+            <w:r>
+              <w:rPr>
+                <w:rFonts w:ascii="Arial" w:eastAsia="Times New Roman" w:hAnsi="Arial" w:cs="Arial"/>
+                <w:color w:val="00B050"/>
+                <w:lang w:eastAsia="en-US"/>
+              </w:rPr>
+              <w:t>cppyy</w:t>
+            </w:r>
+            <w:proofErr w:type="spellEnd"/>
+            <w:r>
+              <w:rPr>
+                <w:rFonts w:ascii="Arial" w:eastAsia="Times New Roman" w:hAnsi="Arial" w:cs="Arial"/>
+                <w:color w:val="00B050"/>
+                <w:lang w:eastAsia="en-US"/>
+              </w:rPr>
+              <w:t xml:space="preserve">, </w:t>
+            </w:r>
+            <w:proofErr w:type="spellStart"/>
+            <w:r>
+              <w:rPr>
+                <w:rFonts w:ascii="Arial" w:eastAsia="Times New Roman" w:hAnsi="Arial" w:cs="Arial"/>
+                <w:color w:val="00B050"/>
+                <w:lang w:eastAsia="en-US"/>
+              </w:rPr>
+              <w:t>pypy</w:t>
+            </w:r>
+            <w:proofErr w:type="spellEnd"/>
             <w:r>
               <w:rPr>
                 <w:rFonts w:ascii="Arial" w:eastAsia="Times New Roman" w:hAnsi="Arial" w:cstheme="minorBidi"/>
@@ -4135,6 +4704,7 @@
               </w:rPr>
               <w:t xml:space="preserve"> ו- </w:t>
             </w:r>
+            <w:proofErr w:type="spellStart"/>
             <w:r>
               <w:rPr>
                 <w:rFonts w:ascii="Arial" w:eastAsia="Times New Roman" w:hAnsi="Arial" w:cstheme="minorBidi"/>
@@ -4143,6 +4713,7 @@
               </w:rPr>
               <w:t>numba</w:t>
             </w:r>
+            <w:proofErr w:type="spellEnd"/>
             <w:r>
               <w:rPr>
                 <w:rFonts w:ascii="Arial" w:eastAsia="Times New Roman" w:hAnsi="Arial" w:cstheme="minorBidi"/>
@@ -4474,6 +5045,7 @@
               </w:rPr>
               <w:t xml:space="preserve">flask, </w:t>
             </w:r>
+            <w:proofErr w:type="spellStart"/>
             <w:r>
               <w:rPr>
                 <w:rFonts w:ascii="Arial" w:eastAsia="Times New Roman" w:hAnsi="Arial" w:cs="Arial"/>
@@ -4483,6 +5055,7 @@
               <w:lastRenderedPageBreak/>
               <w:t>gunicorn</w:t>
             </w:r>
+            <w:proofErr w:type="spellEnd"/>
             <w:r>
               <w:rPr>
                 <w:rFonts w:ascii="Arial" w:eastAsia="Times New Roman" w:hAnsi="Arial" w:cs="Arial" w:hint="cs"/>
@@ -4825,7 +5398,21 @@
           <w:rFonts w:ascii="Arial" w:hAnsi="Arial" w:cs="Arial"/>
           <w:rtl/>
         </w:rPr>
-        <w:t>ללימוד על שפת פייתון בהקשר של תיכנות אלגוריתמים, ניתן להיעזר בספרים הבאים:</w:t>
+        <w:t xml:space="preserve">ללימוד על שפת פייתון בהקשר של </w:t>
+      </w:r>
+      <w:r>
+        <w:rPr>
+          <w:rFonts w:ascii="Arial" w:hAnsi="Arial" w:cs="Arial" w:hint="cs"/>
+          <w:rtl/>
+        </w:rPr>
+        <w:t>תכנות</w:t>
+      </w:r>
+      <w:r>
+        <w:rPr>
+          <w:rFonts w:ascii="Arial" w:hAnsi="Arial" w:cs="Arial"/>
+          <w:rtl/>
+        </w:rPr>
+        <w:t xml:space="preserve"> אלגוריתמים, ניתן להיעזר בספרים הבאים:</w:t>
       </w:r>
     </w:p>
     <w:p>
@@ -4923,7 +5510,25 @@
           <w:rFonts w:ascii="Arial" w:hAnsi="Arial" w:cs="Arial"/>
           <w:u w:val="none"/>
         </w:rPr>
-        <w:t xml:space="preserve"> – Basnat Agarwal, 2018  </w:t>
+        <w:t xml:space="preserve"> – </w:t>
+      </w:r>
+      <w:proofErr w:type="spellStart"/>
+      <w:r>
+        <w:rPr>
+          <w:rStyle w:val="Hyperlink"/>
+          <w:rFonts w:ascii="Arial" w:hAnsi="Arial" w:cs="Arial"/>
+          <w:u w:val="none"/>
+        </w:rPr>
+        <w:t>Basnat</w:t>
+      </w:r>
+      <w:proofErr w:type="spellEnd"/>
+      <w:r>
+        <w:rPr>
+          <w:rStyle w:val="Hyperlink"/>
+          <w:rFonts w:ascii="Arial" w:hAnsi="Arial" w:cs="Arial"/>
+          <w:u w:val="none"/>
+        </w:rPr>
+        <w:t xml:space="preserve"> Agarwal, 2018  </w:t>
       </w:r>
       <w:r>
         <w:rPr>
@@ -5031,7 +5636,23 @@
           <w:rFonts w:ascii="Arial" w:hAnsi="Arial" w:cs="Arial"/>
           <w:rtl/>
         </w:rPr>
-        <w:t xml:space="preserve">  למדריכים בפייתון לכל הרמות:</w:t>
+        <w:t xml:space="preserve">  למדריכים </w:t>
+      </w:r>
+      <w:proofErr w:type="spellStart"/>
+      <w:r>
+        <w:rPr>
+          <w:rFonts w:ascii="Arial" w:hAnsi="Arial" w:cs="Arial"/>
+          <w:rtl/>
+        </w:rPr>
+        <w:t>בפייתון</w:t>
+      </w:r>
+      <w:proofErr w:type="spellEnd"/>
+      <w:r>
+        <w:rPr>
+          <w:rFonts w:ascii="Arial" w:hAnsi="Arial" w:cs="Arial"/>
+          <w:rtl/>
+        </w:rPr>
+        <w:t xml:space="preserve"> לכל הרמות:</w:t>
       </w:r>
       <w:r>
         <w:rPr>
@@ -5063,7 +5684,22 @@
           <w:rtl/>
         </w:rPr>
         <w:br/>
-        <w:t xml:space="preserve">פלייליסט בנושא </w:t>
+      </w:r>
+      <w:proofErr w:type="spellStart"/>
+      <w:r>
+        <w:rPr>
+          <w:rFonts w:ascii="Arial" w:hAnsi="Arial" w:cs="Arial"/>
+          <w:rtl/>
+        </w:rPr>
+        <w:t>פלייליסט</w:t>
+      </w:r>
+      <w:proofErr w:type="spellEnd"/>
+      <w:r>
+        <w:rPr>
+          <w:rFonts w:ascii="Arial" w:hAnsi="Arial" w:cs="Arial"/>
+          <w:rtl/>
+        </w:rPr>
+        <w:t xml:space="preserve"> בנושא </w:t>
       </w:r>
       <w:r>
         <w:rPr>
@@ -5106,14 +5742,31 @@
           <w:rtl/>
         </w:rPr>
         <w:br/>
-        <w:t xml:space="preserve">פלייליסט בנושא </w:t>
-      </w:r>
+      </w:r>
+      <w:proofErr w:type="spellStart"/>
+      <w:r>
+        <w:rPr>
+          <w:rFonts w:ascii="Arial" w:hAnsi="Arial" w:cs="Arial"/>
+          <w:rtl/>
+        </w:rPr>
+        <w:t>פלייליסט</w:t>
+      </w:r>
+      <w:proofErr w:type="spellEnd"/>
+      <w:r>
+        <w:rPr>
+          <w:rFonts w:ascii="Arial" w:hAnsi="Arial" w:cs="Arial"/>
+          <w:rtl/>
+        </w:rPr>
+        <w:t xml:space="preserve"> בנושא </w:t>
+      </w:r>
+      <w:proofErr w:type="spellStart"/>
       <w:r>
         <w:rPr>
           <w:rFonts w:ascii="Arial" w:hAnsi="Arial" w:cs="Arial"/>
         </w:rPr>
         <w:t>django</w:t>
       </w:r>
+      <w:proofErr w:type="spellEnd"/>
       <w:r>
         <w:rPr>
           <w:rFonts w:ascii="Arial" w:hAnsi="Arial" w:cs="Arial"/>
@@ -5163,7 +5816,23 @@
           <w:rtl/>
         </w:rPr>
         <w:br/>
-        <w:t xml:space="preserve">חוברת הדרכה בפייתון, מאת אלעד חורב – </w:t>
+        <w:t xml:space="preserve">חוברת הדרכה </w:t>
+      </w:r>
+      <w:proofErr w:type="spellStart"/>
+      <w:r>
+        <w:rPr>
+          <w:rFonts w:ascii="Arial" w:hAnsi="Arial" w:cs="Arial"/>
+          <w:rtl/>
+        </w:rPr>
+        <w:t>בפייתון</w:t>
+      </w:r>
+      <w:proofErr w:type="spellEnd"/>
+      <w:r>
+        <w:rPr>
+          <w:rFonts w:ascii="Arial" w:hAnsi="Arial" w:cs="Arial"/>
+          <w:rtl/>
+        </w:rPr>
+        <w:t xml:space="preserve">, מאת אלעד חורב – </w:t>
       </w:r>
     </w:p>
     <w:p>

--- a/syllabus.docx
+++ b/syllabus.docx
@@ -31,55 +31,15 @@
           <w:rtl/>
           <w:lang w:val="he-IL" w:eastAsia="en-US"/>
         </w:rPr>
-        <w:t xml:space="preserve">כִּי שְׁאַל נָא לְדֹר </w:t>
-      </w:r>
-      <w:proofErr w:type="spellStart"/>
-      <w:r>
-        <w:rPr>
-          <w:rStyle w:val="q"/>
+        <w:t>כִּי שְׁאַל נָא לְדֹר רִישׁוֹן, וְכוֹנֵן לְחֵקֶר אֲבוֹתָם</w:t>
+      </w:r>
+      <w:r>
+        <w:rPr>
           <w:rFonts w:ascii="Arial" w:eastAsia="Times New Roman" w:hAnsi="Arial" w:cs="Arial"/>
           <w:color w:val="0000CC"/>
           <w:sz w:val="20"/>
           <w:szCs w:val="20"/>
           <w:rtl/>
-          <w:lang w:val="he-IL" w:eastAsia="en-US"/>
-        </w:rPr>
-        <w:t>רִישׁוֹן</w:t>
-      </w:r>
-      <w:proofErr w:type="spellEnd"/>
-      <w:r>
-        <w:rPr>
-          <w:rStyle w:val="q"/>
-          <w:rFonts w:ascii="Arial" w:eastAsia="Times New Roman" w:hAnsi="Arial" w:cs="Arial"/>
-          <w:color w:val="0000CC"/>
-          <w:sz w:val="20"/>
-          <w:szCs w:val="20"/>
-          <w:rtl/>
-          <w:lang w:val="he-IL" w:eastAsia="en-US"/>
-        </w:rPr>
-        <w:t xml:space="preserve">, וְכוֹנֵן לְחֵקֶר </w:t>
-      </w:r>
-      <w:proofErr w:type="spellStart"/>
-      <w:r>
-        <w:rPr>
-          <w:rStyle w:val="q"/>
-          <w:rFonts w:ascii="Arial" w:eastAsia="Times New Roman" w:hAnsi="Arial" w:cs="Arial"/>
-          <w:color w:val="0000CC"/>
-          <w:sz w:val="20"/>
-          <w:szCs w:val="20"/>
-          <w:rtl/>
-          <w:lang w:val="he-IL" w:eastAsia="en-US"/>
-        </w:rPr>
-        <w:t>אֲבוֹתָם</w:t>
-      </w:r>
-      <w:proofErr w:type="spellEnd"/>
-      <w:r>
-        <w:rPr>
-          <w:rFonts w:ascii="Arial" w:eastAsia="Times New Roman" w:hAnsi="Arial" w:cs="Arial"/>
-          <w:color w:val="0000CC"/>
-          <w:sz w:val="20"/>
-          <w:szCs w:val="20"/>
-          <w:rtl/>
           <w:lang w:eastAsia="en-US"/>
         </w:rPr>
         <w:t>" (איוב ח ח)</w:t>
@@ -127,7 +87,17 @@
           <w:szCs w:val="20"/>
           <w:rtl/>
         </w:rPr>
-        <w:t>אריאל,    המחלקה</w:t>
+        <w:t xml:space="preserve">אריאל,    </w:t>
+      </w:r>
+      <w:r>
+        <w:rPr>
+          <w:rFonts w:ascii="Arial" w:hAnsi="Arial" w:cs="Arial" w:hint="cs"/>
+          <w:color w:val="0000CC"/>
+          <w:sz w:val="20"/>
+          <w:szCs w:val="20"/>
+          <w:rtl/>
+        </w:rPr>
+        <w:t>בית הספר</w:t>
       </w:r>
       <w:r>
         <w:rPr>
@@ -303,7 +273,7 @@
           <w:szCs w:val="20"/>
           <w:rtl/>
         </w:rPr>
-        <w:t>ה</w:t>
+        <w:t>ו</w:t>
       </w:r>
       <w:r>
         <w:rPr>
@@ -350,16 +320,7 @@
       </w:r>
       <w:hyperlink r:id="rId5" w:history="1">
         <w:r>
-          <w:rPr>
-            <w:rStyle w:val="Hyperlink"/>
-            <w:rFonts w:ascii="Arial" w:hAnsi="Arial" w:cs="Arial" w:hint="cs"/>
-            <w:b/>
-            <w:bCs/>
-            <w:sz w:val="20"/>
-            <w:szCs w:val="20"/>
-            <w:lang w:val="he-IL"/>
-          </w:rPr>
-          <w:t>https://github.com/erelsgl-at-ariel/research-5785</w:t>
+          <w:t>https://github.com/ariel-research/research-5786</w:t>
         </w:r>
       </w:hyperlink>
       <w:r>
@@ -432,23 +393,7 @@
           <w:rFonts w:ascii="Arial" w:hAnsi="Arial" w:cs="Arial"/>
           <w:rtl/>
         </w:rPr>
-        <w:t xml:space="preserve">מטרת הקורס היא ללמד אתכם, הסטודנטים, לחבר את עולם המחקר התיאורטי במדעי המחשב, עם עולם </w:t>
-      </w:r>
-      <w:proofErr w:type="spellStart"/>
-      <w:r>
-        <w:rPr>
-          <w:rFonts w:ascii="Arial" w:hAnsi="Arial" w:cs="Arial"/>
-          <w:rtl/>
-        </w:rPr>
-        <w:t>התיכנות</w:t>
-      </w:r>
-      <w:proofErr w:type="spellEnd"/>
-      <w:r>
-        <w:rPr>
-          <w:rFonts w:ascii="Arial" w:hAnsi="Arial" w:cs="Arial"/>
-          <w:rtl/>
-        </w:rPr>
-        <w:t xml:space="preserve"> המעשי.</w:t>
+        <w:t>מטרת הקורס היא ללמד אתכם, הסטודנטים, לחבר את עולם המחקר התיאורטי במדעי המחשב, עם עולם התיכנות המעשי.</w:t>
       </w:r>
     </w:p>
     <w:p>
@@ -920,27 +865,11 @@
           <w:rFonts w:ascii="Arial" w:hAnsi="Arial" w:cs="Arial" w:hint="cs"/>
           <w:rtl/>
         </w:rPr>
-        <w:t xml:space="preserve">קורסי </w:t>
-      </w:r>
-      <w:proofErr w:type="spellStart"/>
+        <w:t>קורסי תיכנות:</w:t>
+      </w:r>
       <w:r>
         <w:rPr>
           <w:rFonts w:ascii="Arial" w:hAnsi="Arial" w:cs="Arial" w:hint="cs"/>
-          <w:rtl/>
-        </w:rPr>
-        <w:t>תיכנות</w:t>
-      </w:r>
-      <w:proofErr w:type="spellEnd"/>
-      <w:r>
-        <w:rPr>
-          <w:rFonts w:ascii="Arial" w:hAnsi="Arial" w:cs="Arial" w:hint="cs"/>
-          <w:rtl/>
-        </w:rPr>
-        <w:t>:</w:t>
-      </w:r>
-      <w:r>
-        <w:rPr>
-          <w:rFonts w:ascii="Arial" w:hAnsi="Arial" w:cs="Arial" w:hint="cs"/>
         </w:rPr>
         <w:t xml:space="preserve"> </w:t>
       </w:r>
@@ -949,23 +878,7 @@
           <w:rFonts w:ascii="Arial" w:hAnsi="Arial" w:cs="Arial"/>
           <w:rtl/>
         </w:rPr>
-        <w:t xml:space="preserve"> </w:t>
-      </w:r>
-      <w:proofErr w:type="spellStart"/>
-      <w:r>
-        <w:rPr>
-          <w:rFonts w:ascii="Arial" w:hAnsi="Arial" w:cs="Arial"/>
-          <w:rtl/>
-        </w:rPr>
-        <w:t>תיכנות</w:t>
-      </w:r>
-      <w:proofErr w:type="spellEnd"/>
-      <w:r>
-        <w:rPr>
-          <w:rFonts w:ascii="Arial" w:hAnsi="Arial" w:cs="Arial"/>
-          <w:rtl/>
-        </w:rPr>
-        <w:t xml:space="preserve"> מערכות </w:t>
+        <w:t xml:space="preserve"> תיכנות מערכות </w:t>
       </w:r>
       <w:r>
         <w:rPr>
@@ -1080,87 +993,116 @@
         <w:bidi/>
         <w:rPr>
           <w:rFonts w:ascii="Arial" w:eastAsia="Times New Roman" w:hAnsi="Arial" w:cs="Arial"/>
+          <w:rtl/>
           <w:lang w:eastAsia="en-US"/>
         </w:rPr>
       </w:pPr>
       <w:r>
         <w:rPr>
-          <w:rFonts w:ascii="Arial" w:eastAsia="Times New Roman" w:hAnsi="Arial" w:cs="Arial"/>
+          <w:rFonts w:ascii="Arial" w:eastAsia="Times New Roman" w:hAnsi="Arial" w:cs="Arial" w:hint="cs"/>
           <w:rtl/>
           <w:lang w:eastAsia="en-US"/>
         </w:rPr>
-        <w:t xml:space="preserve">הרצאה שבועית – </w:t>
-      </w:r>
-      <w:r>
-        <w:rPr>
-          <w:rFonts w:ascii="Arial" w:eastAsia="Times New Roman" w:hAnsi="Arial" w:cs="Arial"/>
-          <w:lang w:eastAsia="en-US"/>
-        </w:rPr>
-        <w:t>3</w:t>
-      </w:r>
-      <w:r>
-        <w:rPr>
-          <w:rFonts w:ascii="Arial" w:eastAsia="Times New Roman" w:hAnsi="Arial" w:cs="Arial"/>
-          <w:rtl/>
-          <w:lang w:eastAsia="en-US"/>
-        </w:rPr>
-        <w:t xml:space="preserve"> שעות. ההרצאה תתחלק לשניים:</w:t>
+        <w:t xml:space="preserve">הקורס משלב הרצאות פרונטליות באוניברסיטה, וכן שיעורים מקוונים במוודל. </w:t>
       </w:r>
     </w:p>
     <w:p>
       <w:pPr>
+        <w:pStyle w:val="ListParagraph"/>
         <w:numPr>
           <w:ilvl w:val="0"/>
-          <w:numId w:val="5"/>
+          <w:numId w:val="13"/>
         </w:numPr>
         <w:suppressAutoHyphens w:val="0"/>
         <w:bidi/>
-      </w:pPr>
-      <w:r>
         <w:rPr>
           <w:rFonts w:ascii="Arial" w:eastAsia="Times New Roman" w:hAnsi="Arial" w:cs="Arial"/>
           <w:rtl/>
           <w:lang w:eastAsia="en-US"/>
         </w:rPr>
-        <w:t xml:space="preserve">הצגת התקדמות של סטודנטים </w:t>
-      </w:r>
+      </w:pPr>
       <w:r>
         <w:rPr>
           <w:rFonts w:ascii="Arial" w:eastAsia="Times New Roman" w:hAnsi="Arial" w:cs="Arial" w:hint="cs"/>
           <w:rtl/>
           <w:lang w:eastAsia="en-US"/>
         </w:rPr>
+        <w:t>ההרצאות יוקדשו בעיקר ל</w:t>
+      </w:r>
+      <w:r>
+        <w:rPr>
+          <w:rFonts w:ascii="Arial" w:eastAsia="Times New Roman" w:hAnsi="Arial" w:cs="Arial"/>
+          <w:rtl/>
+          <w:lang w:eastAsia="en-US"/>
+        </w:rPr>
+        <w:t xml:space="preserve">הצגת </w:t>
+      </w:r>
+      <w:r>
+        <w:rPr>
+          <w:rFonts w:ascii="Arial" w:eastAsia="Times New Roman" w:hAnsi="Arial" w:cs="Arial" w:hint="cs"/>
+          <w:rtl/>
+          <w:lang w:eastAsia="en-US"/>
+        </w:rPr>
+        <w:t>ה</w:t>
+      </w:r>
+      <w:r>
+        <w:rPr>
+          <w:rFonts w:ascii="Arial" w:eastAsia="Times New Roman" w:hAnsi="Arial" w:cs="Arial"/>
+          <w:rtl/>
+          <w:lang w:eastAsia="en-US"/>
+        </w:rPr>
+        <w:t xml:space="preserve">התקדמות </w:t>
+      </w:r>
+      <w:r>
+        <w:rPr>
+          <w:rFonts w:ascii="Arial" w:eastAsia="Times New Roman" w:hAnsi="Arial" w:cs="Arial" w:hint="cs"/>
+          <w:rtl/>
+          <w:lang w:eastAsia="en-US"/>
+        </w:rPr>
+        <w:t xml:space="preserve">שלכם </w:t>
+      </w:r>
+      <w:r>
+        <w:rPr>
+          <w:rFonts w:ascii="Arial" w:eastAsia="Times New Roman" w:hAnsi="Arial" w:cs="Arial" w:hint="cs"/>
+          <w:rtl/>
+          <w:lang w:eastAsia="en-US"/>
+        </w:rPr>
         <w:t>בתכנות האלגוריתם</w:t>
       </w:r>
       <w:r>
         <w:rPr>
-          <w:rFonts w:ascii="Arial" w:eastAsia="Times New Roman" w:hAnsi="Arial" w:cs="Arial"/>
+          <w:rFonts w:ascii="Arial" w:eastAsia="Times New Roman" w:hAnsi="Arial" w:cs="Arial" w:hint="cs"/>
           <w:rtl/>
           <w:lang w:eastAsia="en-US"/>
         </w:rPr>
-        <w:t>;</w:t>
+        <w:t>, ומתן משוב והערות לשיפור.</w:t>
       </w:r>
     </w:p>
     <w:p>
       <w:pPr>
+        <w:pStyle w:val="ListParagraph"/>
         <w:numPr>
           <w:ilvl w:val="0"/>
-          <w:numId w:val="5"/>
+          <w:numId w:val="13"/>
         </w:numPr>
         <w:suppressAutoHyphens w:val="0"/>
         <w:bidi/>
-        <w:rPr>
-          <w:rFonts w:ascii="Arial" w:eastAsia="Times New Roman" w:hAnsi="Arial" w:cs="Arial"/>
+      </w:pPr>
+      <w:r>
+        <w:rPr>
+          <w:rFonts w:ascii="Arial" w:eastAsia="Times New Roman" w:hAnsi="Arial" w:cs="Arial" w:hint="cs"/>
+          <w:rtl/>
           <w:lang w:eastAsia="en-US"/>
         </w:rPr>
-      </w:pPr>
-      <w:r>
-        <w:rPr>
-          <w:rFonts w:ascii="Arial" w:eastAsia="Times New Roman" w:hAnsi="Arial" w:cs="Arial"/>
+        <w:t xml:space="preserve">השיעורים המקוונים </w:t>
+      </w:r>
+      <w:r>
+        <w:rPr>
+          <w:rFonts w:ascii="Arial" w:eastAsia="Times New Roman" w:hAnsi="Arial" w:cs="Arial" w:hint="cs"/>
           <w:rtl/>
           <w:lang w:eastAsia="en-US"/>
         </w:rPr>
-        <w:t>לימוד נושאים במחקר ובשפת פייתון.</w:t>
+        <w:t>יוקדשו ללימוד נושאים בשפת פייתון, הרלבנטיים לתכנות אלגוריתמים.</w:t>
       </w:r>
     </w:p>
     <w:p>
@@ -1180,7 +1122,7 @@
           <w:rtl/>
           <w:lang w:eastAsia="en-US"/>
         </w:rPr>
-        <w:t>הקורס יתקיים בכיתה, וישודר בשידור חי בזום.</w:t>
+        <w:t>את השיעורים המקוונים יש ללמוד בבית, לפני השיעור.</w:t>
       </w:r>
     </w:p>
     <w:p>
@@ -1230,7 +1172,23 @@
           <w:rtl/>
           <w:lang w:eastAsia="en-US"/>
         </w:rPr>
-        <w:t xml:space="preserve">חובה להגיע לכיתה שלוש פעמים לפחות, על-מנת להציג מטלות (אין אפשרות להציג בזום). מעבר לזה </w:t>
+        <w:t xml:space="preserve">חובה להגיע לכיתה שלוש פעמים לפחות, על-מנת להציג </w:t>
+      </w:r>
+      <w:r>
+        <w:rPr>
+          <w:rFonts w:ascii="Arial" w:eastAsia="Times New Roman" w:hAnsi="Arial" w:cs="Arial" w:hint="cs"/>
+          <w:rtl/>
+          <w:lang w:eastAsia="en-US"/>
+        </w:rPr>
+        <w:t xml:space="preserve">שלבים שונים בתכנות האלגוריתמים שלכם. </w:t>
+      </w:r>
+      <w:r>
+        <w:rPr>
+          <w:rFonts w:ascii="Arial" w:eastAsia="Times New Roman" w:hAnsi="Arial" w:cs="Arial" w:hint="cs"/>
+          <w:rtl/>
+          <w:lang w:eastAsia="en-US"/>
+        </w:rPr>
+        <w:t xml:space="preserve">אין אפשרות להציג בזום.מעבר לזה </w:t>
       </w:r>
       <w:r>
         <w:rPr>
@@ -1603,70 +1561,12 @@
         </w:rPr>
         <w:t xml:space="preserve">שילוב האלגוריתם בספריית קוד פתוח בהתאם לנושא המאמר, כגון: </w:t>
       </w:r>
-      <w:proofErr w:type="spellStart"/>
-      <w:r>
-        <w:rPr>
-          <w:rFonts w:ascii="Arial" w:hAnsi="Arial" w:cs="Arial"/>
-        </w:rPr>
-        <w:t>networkx</w:t>
-      </w:r>
-      <w:proofErr w:type="spellEnd"/>
-      <w:r>
-        <w:rPr>
-          <w:rFonts w:ascii="Arial" w:hAnsi="Arial" w:cs="Arial"/>
-        </w:rPr>
-        <w:t xml:space="preserve">, </w:t>
-      </w:r>
-      <w:proofErr w:type="spellStart"/>
-      <w:r>
-        <w:rPr>
-          <w:rFonts w:ascii="Arial" w:hAnsi="Arial" w:cs="Arial"/>
-        </w:rPr>
-        <w:t>sympy</w:t>
-      </w:r>
-      <w:proofErr w:type="spellEnd"/>
-      <w:r>
-        <w:rPr>
-          <w:rFonts w:ascii="Arial" w:hAnsi="Arial" w:cs="Arial"/>
-        </w:rPr>
-        <w:t xml:space="preserve">, </w:t>
-      </w:r>
-      <w:proofErr w:type="spellStart"/>
-      <w:r>
-        <w:rPr>
-          <w:rFonts w:ascii="Arial" w:hAnsi="Arial" w:cs="Arial"/>
-        </w:rPr>
-        <w:t>galgebra</w:t>
-      </w:r>
-      <w:proofErr w:type="spellEnd"/>
-      <w:r>
-        <w:rPr>
-          <w:rFonts w:ascii="Arial" w:hAnsi="Arial" w:cs="Arial"/>
-        </w:rPr>
-        <w:t xml:space="preserve">, </w:t>
-      </w:r>
-      <w:proofErr w:type="spellStart"/>
-      <w:r>
-        <w:rPr>
-          <w:rFonts w:ascii="Arial" w:hAnsi="Arial" w:cs="Arial"/>
-        </w:rPr>
-        <w:t>numpy</w:t>
-      </w:r>
-      <w:proofErr w:type="spellEnd"/>
-      <w:r>
-        <w:rPr>
-          <w:rFonts w:ascii="Arial" w:hAnsi="Arial" w:cs="Arial"/>
-        </w:rPr>
-        <w:t xml:space="preserve">, </w:t>
-      </w:r>
-      <w:proofErr w:type="spellStart"/>
-      <w:r>
-        <w:rPr>
-          <w:rFonts w:ascii="Arial" w:hAnsi="Arial" w:cs="Arial"/>
-        </w:rPr>
-        <w:t>scipy</w:t>
-      </w:r>
-      <w:proofErr w:type="spellEnd"/>
+      <w:r>
+        <w:rPr>
+          <w:rFonts w:ascii="Arial" w:hAnsi="Arial" w:cs="Arial"/>
+        </w:rPr>
+        <w:t>networkx, sympy, galgebra, numpy, scipy</w:t>
+      </w:r>
       <w:r>
         <w:rPr>
           <w:rFonts w:ascii="Arial" w:hAnsi="Arial" w:cs="Arial"/>
@@ -1726,7 +1626,21 @@
           <w:rFonts w:ascii="Arial" w:hAnsi="Arial" w:cs="Arial" w:hint="cs"/>
           <w:rtl/>
         </w:rPr>
-        <w:t>בניית אתר להדגמת האלגוריתם.</w:t>
+        <w:t xml:space="preserve">בניית אתר </w:t>
+      </w:r>
+      <w:r>
+        <w:rPr>
+          <w:rFonts w:ascii="Arial" w:hAnsi="Arial" w:cs="Arial" w:hint="cs"/>
+          <w:rtl/>
+        </w:rPr>
+        <w:t xml:space="preserve">אינטרנט </w:t>
+      </w:r>
+      <w:r>
+        <w:rPr>
+          <w:rFonts w:ascii="Arial" w:hAnsi="Arial" w:cs="Arial" w:hint="cs"/>
+          <w:rtl/>
+        </w:rPr>
+        <w:t>להדגמת האלגוריתם.</w:t>
       </w:r>
     </w:p>
     <w:p>
@@ -2008,25 +1922,7 @@
           <w:rtl/>
           <w:lang w:eastAsia="en-US"/>
         </w:rPr>
-        <w:t xml:space="preserve"> – לא מספיק "לספר" אותו במילים כלליות </w:t>
-      </w:r>
-      <w:proofErr w:type="spellStart"/>
-      <w:r>
-        <w:rPr>
-          <w:rFonts w:ascii="Arial" w:eastAsia="Times New Roman" w:hAnsi="Arial" w:cs="Arial"/>
-          <w:rtl/>
-          <w:lang w:eastAsia="en-US"/>
-        </w:rPr>
-        <w:t>וב"נפנופי</w:t>
-      </w:r>
-      <w:proofErr w:type="spellEnd"/>
-      <w:r>
-        <w:rPr>
-          <w:rFonts w:ascii="Arial" w:eastAsia="Times New Roman" w:hAnsi="Arial" w:cs="Arial"/>
-          <w:rtl/>
-          <w:lang w:eastAsia="en-US"/>
-        </w:rPr>
-        <w:t xml:space="preserve"> ידיים". במקרים רבים תוך-כדי </w:t>
+        <w:t xml:space="preserve"> – לא מספיק "לספר" אותו במילים כלליות וב"נפנופי ידיים". במקרים רבים תוך-כדי </w:t>
       </w:r>
       <w:r>
         <w:rPr>
@@ -2151,6 +2047,141 @@
           <w:color w:val="0000FF"/>
           <w:sz w:val="28"/>
           <w:szCs w:val="28"/>
+          <w:rtl/>
+        </w:rPr>
+      </w:pPr>
+    </w:p>
+    <w:p>
+      <w:pPr>
+        <w:suppressAutoHyphens w:val="0"/>
+        <w:bidi/>
+        <w:rPr>
+          <w:rFonts w:ascii="Arial" w:hAnsi="Arial" w:cs="Arial"/>
+          <w:b/>
+          <w:bCs/>
+          <w:color w:val="0000FF"/>
+          <w:sz w:val="28"/>
+          <w:szCs w:val="28"/>
+          <w:rtl/>
+        </w:rPr>
+      </w:pPr>
+    </w:p>
+    <w:p>
+      <w:pPr>
+        <w:suppressAutoHyphens w:val="0"/>
+        <w:bidi/>
+        <w:rPr>
+          <w:rFonts w:ascii="Arial" w:hAnsi="Arial" w:cs="Arial"/>
+          <w:b/>
+          <w:bCs/>
+          <w:color w:val="0000FF"/>
+          <w:sz w:val="28"/>
+          <w:szCs w:val="28"/>
+          <w:rtl/>
+        </w:rPr>
+      </w:pPr>
+    </w:p>
+    <w:p>
+      <w:pPr>
+        <w:suppressAutoHyphens w:val="0"/>
+        <w:bidi/>
+        <w:rPr>
+          <w:rFonts w:ascii="Arial" w:hAnsi="Arial" w:cs="Arial"/>
+          <w:b/>
+          <w:bCs/>
+          <w:color w:val="0000FF"/>
+          <w:sz w:val="28"/>
+          <w:szCs w:val="28"/>
+          <w:rtl/>
+        </w:rPr>
+      </w:pPr>
+    </w:p>
+    <w:p>
+      <w:pPr>
+        <w:suppressAutoHyphens w:val="0"/>
+        <w:bidi/>
+        <w:rPr>
+          <w:rFonts w:ascii="Arial" w:hAnsi="Arial" w:cs="Arial"/>
+          <w:b/>
+          <w:bCs/>
+          <w:color w:val="0000FF"/>
+          <w:sz w:val="28"/>
+          <w:szCs w:val="28"/>
+          <w:rtl/>
+        </w:rPr>
+      </w:pPr>
+    </w:p>
+    <w:p>
+      <w:pPr>
+        <w:suppressAutoHyphens w:val="0"/>
+        <w:bidi/>
+        <w:rPr>
+          <w:rFonts w:ascii="Arial" w:hAnsi="Arial" w:cs="Arial"/>
+          <w:b/>
+          <w:bCs/>
+          <w:color w:val="0000FF"/>
+          <w:sz w:val="28"/>
+          <w:szCs w:val="28"/>
+          <w:rtl/>
+        </w:rPr>
+      </w:pPr>
+    </w:p>
+    <w:p>
+      <w:pPr>
+        <w:suppressAutoHyphens w:val="0"/>
+        <w:bidi/>
+        <w:rPr>
+          <w:rFonts w:ascii="Arial" w:hAnsi="Arial" w:cs="Arial"/>
+          <w:b/>
+          <w:bCs/>
+          <w:color w:val="0000FF"/>
+          <w:sz w:val="28"/>
+          <w:szCs w:val="28"/>
+          <w:rtl/>
+        </w:rPr>
+      </w:pPr>
+    </w:p>
+    <w:p>
+      <w:pPr>
+        <w:suppressAutoHyphens w:val="0"/>
+        <w:bidi/>
+        <w:rPr>
+          <w:rFonts w:ascii="Arial" w:hAnsi="Arial" w:cs="Arial"/>
+          <w:b/>
+          <w:bCs/>
+          <w:color w:val="0000FF"/>
+          <w:sz w:val="28"/>
+          <w:szCs w:val="28"/>
+          <w:rtl/>
+        </w:rPr>
+      </w:pPr>
+    </w:p>
+    <w:p>
+      <w:pPr>
+        <w:suppressAutoHyphens w:val="0"/>
+        <w:bidi/>
+        <w:rPr>
+          <w:rFonts w:ascii="Arial" w:hAnsi="Arial" w:cs="Arial"/>
+          <w:b/>
+          <w:bCs/>
+          <w:color w:val="0000FF"/>
+          <w:sz w:val="28"/>
+          <w:szCs w:val="28"/>
+          <w:rtl/>
+        </w:rPr>
+      </w:pPr>
+    </w:p>
+    <w:p>
+      <w:pPr>
+        <w:suppressAutoHyphens w:val="0"/>
+        <w:bidi/>
+        <w:rPr>
+          <w:rFonts w:ascii="Arial" w:hAnsi="Arial" w:cs="Arial"/>
+          <w:b/>
+          <w:bCs/>
+          <w:color w:val="0000FF"/>
+          <w:sz w:val="28"/>
+          <w:szCs w:val="28"/>
         </w:rPr>
       </w:pPr>
     </w:p>
@@ -2171,6 +2202,7 @@
           <w:szCs w:val="28"/>
           <w:rtl/>
         </w:rPr>
+        <w:lastRenderedPageBreak/>
         <w:t>ט</w:t>
       </w:r>
       <w:r>
@@ -2201,7 +2233,6 @@
       <w:pPr>
         <w:suppressAutoHyphens w:val="0"/>
         <w:bidi/>
-        <w:jc w:val="center"/>
         <w:rPr>
           <w:rFonts w:ascii="Arial" w:hAnsi="Arial" w:cs="Arial"/>
         </w:rPr>
@@ -2213,97 +2244,14 @@
         <w:bidi/>
         <w:rPr>
           <w:rFonts w:ascii="Arial" w:hAnsi="Arial" w:cs="Arial"/>
-        </w:rPr>
-      </w:pPr>
-      <w:r>
-        <w:rPr>
-          <w:rFonts w:ascii="Arial" w:hAnsi="Arial" w:cs="Arial"/>
-          <w:rtl/>
-        </w:rPr>
-        <w:t xml:space="preserve">השיעורים יתחלקו לשני סוגים: </w:t>
-      </w:r>
-    </w:p>
-    <w:p>
-      <w:pPr>
-        <w:numPr>
-          <w:ilvl w:val="0"/>
-          <w:numId w:val="6"/>
-        </w:numPr>
-        <w:suppressAutoHyphens w:val="0"/>
-        <w:bidi/>
-        <w:rPr>
-          <w:rFonts w:ascii="Arial" w:hAnsi="Arial" w:cs="Arial"/>
-        </w:rPr>
-      </w:pPr>
-      <w:r>
-        <w:rPr>
-          <w:rFonts w:ascii="Arial" w:hAnsi="Arial" w:cs="Arial"/>
-          <w:rtl/>
-        </w:rPr>
-        <w:t>שיעורים תיאורטיים - קריאת מאמרים מדעיים, דרכים להבנתם וניתוחם. בחלק זה תציגו את המאמרים שקראתם ותנתחו את האלגוריתמים ע"י דוגמאות-הרצה.</w:t>
-      </w:r>
-    </w:p>
-    <w:p>
-      <w:pPr>
-        <w:numPr>
-          <w:ilvl w:val="0"/>
-          <w:numId w:val="6"/>
-        </w:numPr>
-        <w:suppressAutoHyphens w:val="0"/>
-        <w:bidi/>
-        <w:rPr>
-          <w:rFonts w:ascii="Arial" w:hAnsi="Arial" w:cs="Arial"/>
-        </w:rPr>
-      </w:pPr>
-      <w:r>
-        <w:rPr>
-          <w:rFonts w:ascii="Arial" w:hAnsi="Arial" w:cs="Arial"/>
-          <w:rtl/>
-        </w:rPr>
-        <w:t xml:space="preserve">שיעורים מעשיים - נושאים מתקדמים בשפת פייתון, במיוחד נושאים הרלבנטיים </w:t>
-      </w:r>
+          <w:rtl/>
+        </w:rPr>
+      </w:pPr>
       <w:r>
         <w:rPr>
           <w:rFonts w:ascii="Arial" w:hAnsi="Arial" w:cs="Arial" w:hint="cs"/>
           <w:rtl/>
         </w:rPr>
-        <w:t>לתכנות</w:t>
-      </w:r>
-      <w:r>
-        <w:rPr>
-          <w:rFonts w:ascii="Arial" w:hAnsi="Arial" w:cs="Arial"/>
-          <w:rtl/>
-        </w:rPr>
-        <w:t xml:space="preserve"> אלגוריתמים והצגתם. אתם תשתמשו בנושאים הנלמדים כדי לתכנת את האלגוריתמים במאמרים שקראתם, ותציגו את התקדמותכם בשיעור.</w:t>
-      </w:r>
-    </w:p>
-    <w:p>
-      <w:pPr>
-        <w:suppressAutoHyphens w:val="0"/>
-        <w:bidi/>
-        <w:rPr>
-          <w:rFonts w:ascii="Arial" w:hAnsi="Arial" w:cs="Arial"/>
-        </w:rPr>
-      </w:pPr>
-      <w:r>
-        <w:br w:type="page"/>
-      </w:r>
-    </w:p>
-    <w:p>
-      <w:pPr>
-        <w:suppressAutoHyphens w:val="0"/>
-        <w:bidi/>
-        <w:rPr>
-          <w:rFonts w:ascii="Arial" w:hAnsi="Arial" w:cs="Arial"/>
-          <w:rtl/>
-        </w:rPr>
-      </w:pPr>
-      <w:r>
-        <w:rPr>
-          <w:rFonts w:ascii="Arial" w:hAnsi="Arial" w:cs="Arial" w:hint="cs"/>
-          <w:rtl/>
-        </w:rPr>
-        <w:lastRenderedPageBreak/>
         <w:t xml:space="preserve">הטבלה </w:t>
       </w:r>
       <w:r>
@@ -3015,23 +2963,30 @@
               </w:rPr>
               <w:t xml:space="preserve">ספריות לתכנות מדעי: </w:t>
             </w:r>
-            <w:proofErr w:type="spellStart"/>
             <w:r>
               <w:rPr>
                 <w:rFonts w:ascii="Arial" w:eastAsia="Times New Roman" w:hAnsi="Arial" w:cs="Arial"/>
                 <w:color w:val="00B050"/>
                 <w:lang w:eastAsia="en-US"/>
               </w:rPr>
-              <w:t>numpy</w:t>
-            </w:r>
-            <w:proofErr w:type="spellEnd"/>
+              <w:t xml:space="preserve">numpy,  </w:t>
+            </w:r>
+            <w:r>
+              <w:rPr>
+                <w:rFonts w:ascii="Arial" w:eastAsia="Times New Roman" w:hAnsi="Arial" w:cs="Arial" w:hint="cs"/>
+                <w:color w:val="00B050"/>
+                <w:rtl/>
+                <w:lang w:eastAsia="en-US"/>
+              </w:rPr>
+              <w:t>,</w:t>
+            </w:r>
             <w:r>
               <w:rPr>
                 <w:rFonts w:ascii="Arial" w:eastAsia="Times New Roman" w:hAnsi="Arial" w:cs="Arial"/>
                 <w:color w:val="00B050"/>
                 <w:lang w:eastAsia="en-US"/>
               </w:rPr>
-              <w:t xml:space="preserve">,  </w:t>
+              <w:t>matplotlib</w:t>
             </w:r>
             <w:r>
               <w:rPr>
@@ -3040,7 +2995,7 @@
                 <w:rtl/>
                 <w:lang w:eastAsia="en-US"/>
               </w:rPr>
-              <w:t>,</w:t>
+              <w:t xml:space="preserve"> </w:t>
             </w:r>
             <w:r>
               <w:rPr>
@@ -3048,60 +3003,7 @@
                 <w:color w:val="00B050"/>
                 <w:lang w:eastAsia="en-US"/>
               </w:rPr>
-              <w:t>matplotlib</w:t>
-            </w:r>
-            <w:r>
-              <w:rPr>
-                <w:rFonts w:ascii="Arial" w:eastAsia="Times New Roman" w:hAnsi="Arial" w:cs="Arial" w:hint="cs"/>
-                <w:color w:val="00B050"/>
-                <w:rtl/>
-                <w:lang w:eastAsia="en-US"/>
-              </w:rPr>
-              <w:t xml:space="preserve"> </w:t>
-            </w:r>
-            <w:r>
-              <w:rPr>
-                <w:rFonts w:ascii="Arial" w:eastAsia="Times New Roman" w:hAnsi="Arial" w:cs="Arial"/>
-                <w:color w:val="00B050"/>
-                <w:lang w:eastAsia="en-US"/>
-              </w:rPr>
-              <w:t xml:space="preserve"> </w:t>
-            </w:r>
-            <w:proofErr w:type="spellStart"/>
-            <w:r>
-              <w:rPr>
-                <w:rFonts w:ascii="Arial" w:eastAsia="Times New Roman" w:hAnsi="Arial" w:cs="Arial"/>
-                <w:color w:val="00B050"/>
-                <w:lang w:eastAsia="en-US"/>
-              </w:rPr>
-              <w:t>scipy</w:t>
-            </w:r>
-            <w:proofErr w:type="spellEnd"/>
-            <w:r>
-              <w:rPr>
-                <w:rFonts w:ascii="Arial" w:eastAsia="Times New Roman" w:hAnsi="Arial" w:cs="Arial"/>
-                <w:color w:val="00B050"/>
-                <w:lang w:eastAsia="en-US"/>
-              </w:rPr>
-              <w:t xml:space="preserve">,   </w:t>
-            </w:r>
-            <w:proofErr w:type="spellStart"/>
-            <w:r>
-              <w:rPr>
-                <w:rFonts w:ascii="Arial" w:eastAsia="Times New Roman" w:hAnsi="Arial" w:cs="Arial"/>
-                <w:color w:val="00B050"/>
-                <w:lang w:eastAsia="en-US"/>
-              </w:rPr>
-              <w:t>cvxpy</w:t>
-            </w:r>
-            <w:proofErr w:type="spellEnd"/>
-            <w:r>
-              <w:rPr>
-                <w:rFonts w:ascii="Arial" w:eastAsia="Times New Roman" w:hAnsi="Arial" w:cs="Arial"/>
-                <w:color w:val="00B050"/>
-                <w:lang w:eastAsia="en-US"/>
-              </w:rPr>
-              <w:t xml:space="preserve">, </w:t>
+              <w:t xml:space="preserve"> scipy,   cvxpy, </w:t>
             </w:r>
           </w:p>
           <w:p>
@@ -3124,7 +3026,6 @@
               </w:rPr>
               <w:t xml:space="preserve">אלגוריתמים בגרפים </w:t>
             </w:r>
-            <w:proofErr w:type="spellStart"/>
             <w:r>
               <w:rPr>
                 <w:rFonts w:ascii="Arial" w:eastAsia="Times New Roman" w:hAnsi="Arial" w:cs="Arial"/>
@@ -3133,7 +3034,6 @@
               </w:rPr>
               <w:t>networkx</w:t>
             </w:r>
-            <w:proofErr w:type="spellEnd"/>
             <w:r>
               <w:rPr>
                 <w:rFonts w:ascii="Arial" w:eastAsia="Times New Roman" w:hAnsi="Arial" w:cs="Arial" w:hint="cs"/>
@@ -3506,9 +3406,16 @@
                 <w:rtl/>
                 <w:lang w:eastAsia="en-US"/>
               </w:rPr>
-              <w:t xml:space="preserve"> תהליך פיתוח </w:t>
-            </w:r>
-            <w:proofErr w:type="spellStart"/>
+              <w:t xml:space="preserve"> תהליך פיתוח בפייתון: רשימות (</w:t>
+            </w:r>
+            <w:r>
+              <w:rPr>
+                <w:rFonts w:ascii="Arial" w:eastAsia="Times New Roman" w:hAnsi="Arial" w:cs="Arial"/>
+                <w:color w:val="00B050"/>
+                <w:lang w:eastAsia="en-US"/>
+              </w:rPr>
+              <w:t>logging</w:t>
+            </w:r>
             <w:r>
               <w:rPr>
                 <w:rFonts w:ascii="Arial" w:eastAsia="Times New Roman" w:hAnsi="Arial" w:cs="Arial" w:hint="cs"/>
@@ -3516,17 +3423,7 @@
                 <w:rtl/>
                 <w:lang w:eastAsia="en-US"/>
               </w:rPr>
-              <w:t>בפייתון</w:t>
-            </w:r>
-            <w:proofErr w:type="spellEnd"/>
-            <w:r>
-              <w:rPr>
-                <w:rFonts w:ascii="Arial" w:eastAsia="Times New Roman" w:hAnsi="Arial" w:cs="Arial" w:hint="cs"/>
-                <w:color w:val="00B050"/>
-                <w:rtl/>
-                <w:lang w:eastAsia="en-US"/>
-              </w:rPr>
-              <w:t>: רשימות (</w:t>
+              <w:t>), סביבה וירטואלית (</w:t>
             </w:r>
             <w:r>
               <w:rPr>
@@ -3534,27 +3431,8 @@
                 <w:color w:val="00B050"/>
                 <w:lang w:eastAsia="en-US"/>
               </w:rPr>
-              <w:t>logging</w:t>
-            </w:r>
-            <w:r>
-              <w:rPr>
-                <w:rFonts w:ascii="Arial" w:eastAsia="Times New Roman" w:hAnsi="Arial" w:cs="Arial" w:hint="cs"/>
-                <w:color w:val="00B050"/>
-                <w:rtl/>
-                <w:lang w:eastAsia="en-US"/>
-              </w:rPr>
-              <w:t>), סביבה וירטואלית (</w:t>
-            </w:r>
-            <w:proofErr w:type="spellStart"/>
-            <w:r>
-              <w:rPr>
-                <w:rFonts w:ascii="Arial" w:eastAsia="Times New Roman" w:hAnsi="Arial" w:cs="Arial"/>
-                <w:color w:val="00B050"/>
-                <w:lang w:eastAsia="en-US"/>
-              </w:rPr>
               <w:t>virtualenv</w:t>
             </w:r>
-            <w:proofErr w:type="spellEnd"/>
             <w:r>
               <w:rPr>
                 <w:rFonts w:ascii="Arial" w:eastAsia="Times New Roman" w:hAnsi="Arial" w:cs="Arial" w:hint="cs"/>
@@ -3584,34 +3462,14 @@
               </w:rPr>
               <w:t>שילוב בדיקות (</w:t>
             </w:r>
-            <w:proofErr w:type="spellStart"/>
             <w:r>
               <w:rPr>
                 <w:rFonts w:ascii="Arial" w:eastAsia="Times New Roman" w:hAnsi="Arial" w:cs="Arial"/>
                 <w:color w:val="00B050"/>
                 <w:lang w:eastAsia="en-US"/>
               </w:rPr>
-              <w:t>doctest</w:t>
-            </w:r>
-            <w:proofErr w:type="spellEnd"/>
-            <w:r>
-              <w:rPr>
-                <w:rFonts w:ascii="Arial" w:eastAsia="Times New Roman" w:hAnsi="Arial" w:cs="Arial"/>
-                <w:color w:val="00B050"/>
-                <w:lang w:eastAsia="en-US"/>
-              </w:rPr>
-              <w:t xml:space="preserve">, </w:t>
-            </w:r>
-            <w:proofErr w:type="spellStart"/>
-            <w:r>
-              <w:rPr>
-                <w:rFonts w:ascii="Arial" w:eastAsia="Times New Roman" w:hAnsi="Arial" w:cs="Arial"/>
-                <w:color w:val="00B050"/>
-                <w:lang w:eastAsia="en-US"/>
-              </w:rPr>
-              <w:t>pytest</w:t>
-            </w:r>
-            <w:proofErr w:type="spellEnd"/>
+              <w:t>doctest, pytest</w:t>
+            </w:r>
             <w:r>
               <w:rPr>
                 <w:rFonts w:ascii="Arial" w:eastAsia="Times New Roman" w:hAnsi="Arial" w:cs="Arial" w:hint="cs"/>
@@ -3619,27 +3477,7 @@
                 <w:rtl/>
                 <w:lang w:eastAsia="en-US"/>
               </w:rPr>
-              <w:t xml:space="preserve">) בפעולות </w:t>
-            </w:r>
-            <w:proofErr w:type="spellStart"/>
-            <w:r>
-              <w:rPr>
-                <w:rFonts w:ascii="Arial" w:eastAsia="Times New Roman" w:hAnsi="Arial" w:cs="Arial" w:hint="cs"/>
-                <w:color w:val="00B050"/>
-                <w:rtl/>
-                <w:lang w:eastAsia="en-US"/>
-              </w:rPr>
-              <w:t>גיטהאב</w:t>
-            </w:r>
-            <w:proofErr w:type="spellEnd"/>
-            <w:r>
-              <w:rPr>
-                <w:rFonts w:ascii="Arial" w:eastAsia="Times New Roman" w:hAnsi="Arial" w:cs="Arial" w:hint="cs"/>
-                <w:color w:val="00B050"/>
-                <w:rtl/>
-                <w:lang w:eastAsia="en-US"/>
-              </w:rPr>
-              <w:t xml:space="preserve"> (</w:t>
+              <w:t>) בפעולות גיטהאב (</w:t>
             </w:r>
             <w:r>
               <w:rPr>
@@ -3742,9 +3580,16 @@
                 <w:rtl/>
                 <w:lang w:eastAsia="en-US"/>
               </w:rPr>
-              <w:t xml:space="preserve"> הרלבנטיות </w:t>
-            </w:r>
-            <w:proofErr w:type="spellStart"/>
+              <w:t xml:space="preserve"> הרלבנטיות לתיכנות אלגוריתמים: </w:t>
+            </w:r>
+            <w:r>
+              <w:rPr>
+                <w:rFonts w:ascii="Arial" w:eastAsia="Times New Roman" w:hAnsi="Arial" w:cs="Arial"/>
+                <w:color w:val="00B050"/>
+                <w:lang w:eastAsia="en-US"/>
+              </w:rPr>
+              <w:t xml:space="preserve"> </w:t>
+            </w:r>
             <w:r>
               <w:rPr>
                 <w:rFonts w:ascii="Arial" w:eastAsia="Times New Roman" w:hAnsi="Arial" w:cs="Arial" w:hint="cs"/>
@@ -3752,9 +3597,16 @@
                 <w:rtl/>
                 <w:lang w:eastAsia="en-US"/>
               </w:rPr>
-              <w:t>לתיכנות</w:t>
-            </w:r>
-            <w:proofErr w:type="spellEnd"/>
+              <w:t>קשטנים (</w:t>
+            </w:r>
+            <w:r>
+              <w:rPr>
+                <w:rFonts w:ascii="Arial" w:eastAsia="Times New Roman" w:hAnsi="Arial" w:cs="Arial"/>
+                <w:color w:val="00B050"/>
+                <w:lang w:eastAsia="en-US"/>
+              </w:rPr>
+              <w:t>decorators</w:t>
+            </w:r>
             <w:r>
               <w:rPr>
                 <w:rFonts w:ascii="Arial" w:eastAsia="Times New Roman" w:hAnsi="Arial" w:cs="Arial" w:hint="cs"/>
@@ -3762,139 +3614,84 @@
                 <w:rtl/>
                 <w:lang w:eastAsia="en-US"/>
               </w:rPr>
-              <w:t xml:space="preserve"> אלגוריתמים: </w:t>
+              <w:t xml:space="preserve">), </w:t>
             </w:r>
             <w:r>
               <w:rPr>
                 <w:rFonts w:ascii="Arial" w:eastAsia="Times New Roman" w:hAnsi="Arial" w:cs="Arial"/>
                 <w:color w:val="00B050"/>
-                <w:lang w:eastAsia="en-US"/>
+                <w:rtl/>
+                <w:lang w:eastAsia="en-US"/>
+              </w:rPr>
+              <w:t>מנהל</w:t>
+            </w:r>
+            <w:r>
+              <w:rPr>
+                <w:rFonts w:ascii="Arial" w:eastAsia="Times New Roman" w:hAnsi="Arial" w:cs="Arial" w:hint="cs"/>
+                <w:color w:val="00B050"/>
+                <w:rtl/>
+                <w:lang w:eastAsia="en-US"/>
+              </w:rPr>
+              <w:t>י</w:t>
+            </w:r>
+            <w:r>
+              <w:rPr>
+                <w:rFonts w:ascii="Arial" w:eastAsia="Times New Roman" w:hAnsi="Arial" w:cs="Arial"/>
+                <w:color w:val="00B050"/>
+                <w:rtl/>
+                <w:lang w:eastAsia="en-US"/>
+              </w:rPr>
+              <w:t xml:space="preserve"> הקשר</w:t>
+            </w:r>
+            <w:r>
+              <w:rPr>
+                <w:rFonts w:ascii="Arial" w:eastAsia="Times New Roman" w:hAnsi="Arial" w:cs="Arial" w:hint="cs"/>
+                <w:color w:val="00B050"/>
+                <w:rtl/>
+                <w:lang w:eastAsia="en-US"/>
+              </w:rPr>
+              <w:t xml:space="preserve"> (</w:t>
+            </w:r>
+            <w:r>
+              <w:rPr>
+                <w:rFonts w:ascii="Arial" w:eastAsia="Times New Roman" w:hAnsi="Arial" w:cs="Arial"/>
+                <w:color w:val="00B050"/>
+                <w:lang w:eastAsia="en-US"/>
+              </w:rPr>
+              <w:t>context managers</w:t>
+            </w:r>
+            <w:r>
+              <w:rPr>
+                <w:rFonts w:ascii="Arial" w:eastAsia="Times New Roman" w:hAnsi="Arial" w:cs="Arial" w:hint="cs"/>
+                <w:color w:val="00B050"/>
+                <w:rtl/>
+                <w:lang w:eastAsia="en-US"/>
+              </w:rPr>
+              <w:t>)</w:t>
+            </w:r>
+            <w:r>
+              <w:rPr>
+                <w:rFonts w:ascii="Arial" w:eastAsia="Times New Roman" w:hAnsi="Arial" w:cs="Arial"/>
+                <w:color w:val="00B050"/>
+                <w:rtl/>
+                <w:lang w:eastAsia="en-US"/>
+              </w:rPr>
+              <w:t>.</w:t>
+            </w:r>
+            <w:r>
+              <w:rPr>
+                <w:rFonts w:ascii="Arial" w:hAnsi="Arial" w:cs="Arial" w:hint="cs"/>
+                <w:rtl/>
               </w:rPr>
               <w:t xml:space="preserve"> </w:t>
             </w:r>
-            <w:proofErr w:type="spellStart"/>
-            <w:r>
-              <w:rPr>
-                <w:rFonts w:ascii="Arial" w:eastAsia="Times New Roman" w:hAnsi="Arial" w:cs="Arial" w:hint="cs"/>
-                <w:color w:val="00B050"/>
-                <w:rtl/>
-                <w:lang w:eastAsia="en-US"/>
-              </w:rPr>
-              <w:t>קשטנים</w:t>
-            </w:r>
-            <w:proofErr w:type="spellEnd"/>
-            <w:r>
-              <w:rPr>
-                <w:rFonts w:ascii="Arial" w:eastAsia="Times New Roman" w:hAnsi="Arial" w:cs="Arial" w:hint="cs"/>
-                <w:color w:val="00B050"/>
-                <w:rtl/>
-                <w:lang w:eastAsia="en-US"/>
-              </w:rPr>
-              <w:t xml:space="preserve"> (</w:t>
-            </w:r>
             <w:r>
               <w:rPr>
                 <w:rFonts w:ascii="Arial" w:eastAsia="Times New Roman" w:hAnsi="Arial" w:cs="Arial"/>
                 <w:color w:val="00B050"/>
                 <w:lang w:eastAsia="en-US"/>
               </w:rPr>
-              <w:t>decorators</w:t>
-            </w:r>
-            <w:r>
-              <w:rPr>
-                <w:rFonts w:ascii="Arial" w:eastAsia="Times New Roman" w:hAnsi="Arial" w:cs="Arial" w:hint="cs"/>
-                <w:color w:val="00B050"/>
-                <w:rtl/>
-                <w:lang w:eastAsia="en-US"/>
-              </w:rPr>
-              <w:t xml:space="preserve">), </w:t>
-            </w:r>
-            <w:r>
-              <w:rPr>
-                <w:rFonts w:ascii="Arial" w:eastAsia="Times New Roman" w:hAnsi="Arial" w:cs="Arial"/>
-                <w:color w:val="00B050"/>
-                <w:rtl/>
-                <w:lang w:eastAsia="en-US"/>
-              </w:rPr>
-              <w:t>מנהל</w:t>
-            </w:r>
-            <w:r>
-              <w:rPr>
-                <w:rFonts w:ascii="Arial" w:eastAsia="Times New Roman" w:hAnsi="Arial" w:cs="Arial" w:hint="cs"/>
-                <w:color w:val="00B050"/>
-                <w:rtl/>
-                <w:lang w:eastAsia="en-US"/>
-              </w:rPr>
-              <w:t>י</w:t>
-            </w:r>
-            <w:r>
-              <w:rPr>
-                <w:rFonts w:ascii="Arial" w:eastAsia="Times New Roman" w:hAnsi="Arial" w:cs="Arial"/>
-                <w:color w:val="00B050"/>
-                <w:rtl/>
-                <w:lang w:eastAsia="en-US"/>
-              </w:rPr>
-              <w:t xml:space="preserve"> הקשר</w:t>
-            </w:r>
-            <w:r>
-              <w:rPr>
-                <w:rFonts w:ascii="Arial" w:eastAsia="Times New Roman" w:hAnsi="Arial" w:cs="Arial" w:hint="cs"/>
-                <w:color w:val="00B050"/>
-                <w:rtl/>
-                <w:lang w:eastAsia="en-US"/>
-              </w:rPr>
-              <w:t xml:space="preserve"> (</w:t>
-            </w:r>
-            <w:r>
-              <w:rPr>
-                <w:rFonts w:ascii="Arial" w:eastAsia="Times New Roman" w:hAnsi="Arial" w:cs="Arial"/>
-                <w:color w:val="00B050"/>
-                <w:lang w:eastAsia="en-US"/>
-              </w:rPr>
-              <w:t>context managers</w:t>
-            </w:r>
-            <w:r>
-              <w:rPr>
-                <w:rFonts w:ascii="Arial" w:eastAsia="Times New Roman" w:hAnsi="Arial" w:cs="Arial" w:hint="cs"/>
-                <w:color w:val="00B050"/>
-                <w:rtl/>
-                <w:lang w:eastAsia="en-US"/>
-              </w:rPr>
-              <w:t>)</w:t>
-            </w:r>
-            <w:r>
-              <w:rPr>
-                <w:rFonts w:ascii="Arial" w:eastAsia="Times New Roman" w:hAnsi="Arial" w:cs="Arial"/>
-                <w:color w:val="00B050"/>
-                <w:rtl/>
-                <w:lang w:eastAsia="en-US"/>
-              </w:rPr>
-              <w:t>.</w:t>
-            </w:r>
-            <w:r>
-              <w:rPr>
-                <w:rFonts w:ascii="Arial" w:hAnsi="Arial" w:cs="Arial" w:hint="cs"/>
-                <w:rtl/>
-              </w:rPr>
-              <w:t xml:space="preserve"> </w:t>
-            </w:r>
-            <w:proofErr w:type="spellStart"/>
-            <w:r>
-              <w:rPr>
-                <w:rFonts w:ascii="Arial" w:eastAsia="Times New Roman" w:hAnsi="Arial" w:cs="Arial"/>
-                <w:color w:val="00B050"/>
-                <w:lang w:eastAsia="en-US"/>
-              </w:rPr>
-              <w:t>FlyWeight</w:t>
-            </w:r>
-            <w:proofErr w:type="spellEnd"/>
-            <w:r>
-              <w:rPr>
-                <w:rFonts w:ascii="Arial" w:eastAsia="Times New Roman" w:hAnsi="Arial" w:cs="Arial"/>
-                <w:color w:val="00B050"/>
-                <w:lang w:eastAsia="en-US"/>
-              </w:rPr>
-              <w:t>, Strategy, Command</w:t>
+              <w:t>FlyWeight, Strategy, Command</w:t>
             </w:r>
           </w:p>
         </w:tc>
@@ -4341,43 +4138,7 @@
                 <w:color w:val="00B050"/>
                 <w:lang w:eastAsia="en-US"/>
               </w:rPr>
-              <w:t xml:space="preserve">pandas, </w:t>
-            </w:r>
-            <w:proofErr w:type="spellStart"/>
-            <w:r>
-              <w:rPr>
-                <w:rFonts w:ascii="Arial" w:eastAsia="Times New Roman" w:hAnsi="Arial" w:cs="Arial"/>
-                <w:color w:val="00B050"/>
-                <w:lang w:eastAsia="en-US"/>
-              </w:rPr>
-              <w:t>sqlite</w:t>
-            </w:r>
-            <w:proofErr w:type="spellEnd"/>
-            <w:r>
-              <w:rPr>
-                <w:rFonts w:ascii="Arial" w:eastAsia="Times New Roman" w:hAnsi="Arial" w:cs="Arial"/>
-                <w:color w:val="00B050"/>
-                <w:lang w:eastAsia="en-US"/>
-              </w:rPr>
-              <w:t xml:space="preserve">, </w:t>
-            </w:r>
-            <w:proofErr w:type="spellStart"/>
-            <w:r>
-              <w:rPr>
-                <w:rFonts w:ascii="Arial" w:eastAsia="Times New Roman" w:hAnsi="Arial" w:cs="Arial"/>
-                <w:color w:val="00B050"/>
-                <w:lang w:eastAsia="en-US"/>
-              </w:rPr>
-              <w:t>sqlalchemy</w:t>
-            </w:r>
-            <w:proofErr w:type="spellEnd"/>
-            <w:r>
-              <w:rPr>
-                <w:rFonts w:ascii="Arial" w:eastAsia="Times New Roman" w:hAnsi="Arial" w:cs="Arial"/>
-                <w:color w:val="00B050"/>
-                <w:lang w:eastAsia="en-US"/>
-              </w:rPr>
-              <w:t>, request, google sheet</w:t>
+              <w:t>pandas, sqlite, sqlalchemy, request, google sheet</w:t>
             </w:r>
             <w:r>
               <w:rPr>
@@ -4649,52 +4410,14 @@
               </w:rPr>
               <w:t xml:space="preserve">שיפור זמן ריצת התוכנית: </w:t>
             </w:r>
-            <w:proofErr w:type="spellStart"/>
             <w:r>
               <w:rPr>
                 <w:rFonts w:ascii="Arial" w:eastAsia="Times New Roman" w:hAnsi="Arial" w:cs="Arial"/>
                 <w:color w:val="00B050"/>
                 <w:lang w:eastAsia="en-US"/>
               </w:rPr>
-              <w:t>cython</w:t>
-            </w:r>
-            <w:proofErr w:type="spellEnd"/>
-            <w:r>
-              <w:rPr>
-                <w:rFonts w:ascii="Arial" w:eastAsia="Times New Roman" w:hAnsi="Arial" w:cs="Arial"/>
-                <w:color w:val="00B050"/>
-                <w:lang w:eastAsia="en-US"/>
-              </w:rPr>
-              <w:t xml:space="preserve">, </w:t>
-            </w:r>
-            <w:proofErr w:type="spellStart"/>
-            <w:r>
-              <w:rPr>
-                <w:rFonts w:ascii="Arial" w:eastAsia="Times New Roman" w:hAnsi="Arial" w:cs="Arial"/>
-                <w:color w:val="00B050"/>
-                <w:lang w:eastAsia="en-US"/>
-              </w:rPr>
-              <w:t>cppyy</w:t>
-            </w:r>
-            <w:proofErr w:type="spellEnd"/>
-            <w:r>
-              <w:rPr>
-                <w:rFonts w:ascii="Arial" w:eastAsia="Times New Roman" w:hAnsi="Arial" w:cs="Arial"/>
-                <w:color w:val="00B050"/>
-                <w:lang w:eastAsia="en-US"/>
-              </w:rPr>
-              <w:t xml:space="preserve">, </w:t>
-            </w:r>
-            <w:proofErr w:type="spellStart"/>
-            <w:r>
-              <w:rPr>
-                <w:rFonts w:ascii="Arial" w:eastAsia="Times New Roman" w:hAnsi="Arial" w:cs="Arial"/>
-                <w:color w:val="00B050"/>
-                <w:lang w:eastAsia="en-US"/>
-              </w:rPr>
-              <w:t>pypy</w:t>
-            </w:r>
-            <w:proofErr w:type="spellEnd"/>
+              <w:t>cython, cppyy, pypy</w:t>
+            </w:r>
             <w:r>
               <w:rPr>
                 <w:rFonts w:ascii="Arial" w:eastAsia="Times New Roman" w:hAnsi="Arial" w:cstheme="minorBidi"/>
@@ -4704,7 +4427,6 @@
               </w:rPr>
               <w:t xml:space="preserve"> ו- </w:t>
             </w:r>
-            <w:proofErr w:type="spellStart"/>
             <w:r>
               <w:rPr>
                 <w:rFonts w:ascii="Arial" w:eastAsia="Times New Roman" w:hAnsi="Arial" w:cstheme="minorBidi"/>
@@ -4713,7 +4435,6 @@
               </w:rPr>
               <w:t>numba</w:t>
             </w:r>
-            <w:proofErr w:type="spellEnd"/>
             <w:r>
               <w:rPr>
                 <w:rFonts w:ascii="Arial" w:eastAsia="Times New Roman" w:hAnsi="Arial" w:cstheme="minorBidi"/>
@@ -4844,6 +4565,7 @@
               <w:rPr>
                 <w:rFonts w:ascii="Arial" w:hAnsi="Arial" w:cs="Arial"/>
               </w:rPr>
+              <w:lastRenderedPageBreak/>
               <w:t>8</w:t>
             </w:r>
             <w:r>
@@ -4984,17 +4706,7 @@
                 <w:rtl/>
                 <w:lang w:eastAsia="en-US"/>
               </w:rPr>
-              <w:t xml:space="preserve">מאמר: שיפור ביצועי </w:t>
-            </w:r>
-            <w:r>
-              <w:rPr>
-                <w:rFonts w:ascii="Arial" w:eastAsia="Times New Roman" w:hAnsi="Arial" w:cs="Arial"/>
-                <w:color w:val="0070C0"/>
-                <w:rtl/>
-                <w:lang w:eastAsia="en-US"/>
-              </w:rPr>
-              <w:lastRenderedPageBreak/>
-              <w:t>האלגוריתם.</w:t>
+              <w:t>מאמר: שיפור ביצועי האלגוריתם.</w:t>
             </w:r>
           </w:p>
         </w:tc>
@@ -5025,7 +4737,6 @@
                 <w:rtl/>
                 <w:lang w:eastAsia="en-US"/>
               </w:rPr>
-              <w:lastRenderedPageBreak/>
               <w:t>פייתון</w:t>
             </w:r>
             <w:r>
@@ -5043,19 +4754,8 @@
                 <w:color w:val="00B050"/>
                 <w:lang w:eastAsia="en-US"/>
               </w:rPr>
-              <w:t xml:space="preserve">flask, </w:t>
-            </w:r>
-            <w:proofErr w:type="spellStart"/>
-            <w:r>
-              <w:rPr>
-                <w:rFonts w:ascii="Arial" w:eastAsia="Times New Roman" w:hAnsi="Arial" w:cs="Arial"/>
-                <w:color w:val="00B050"/>
-                <w:lang w:eastAsia="en-US"/>
-              </w:rPr>
-              <w:lastRenderedPageBreak/>
-              <w:t>gunicorn</w:t>
-            </w:r>
-            <w:proofErr w:type="spellEnd"/>
+              <w:t>flask, gunicorn</w:t>
+            </w:r>
             <w:r>
               <w:rPr>
                 <w:rFonts w:ascii="Arial" w:eastAsia="Times New Roman" w:hAnsi="Arial" w:cs="Arial" w:hint="cs"/>
@@ -5092,7 +4792,6 @@
                 <w:color w:val="00B050"/>
                 <w:rtl/>
               </w:rPr>
-              <w:lastRenderedPageBreak/>
               <w:t>פייתון</w:t>
             </w:r>
             <w:r>
@@ -5119,16 +4818,7 @@
                 <w:color w:val="0070C0"/>
                 <w:rtl/>
               </w:rPr>
-              <w:t xml:space="preserve"> / בקשת </w:t>
-            </w:r>
-            <w:r>
-              <w:rPr>
-                <w:rFonts w:ascii="Arial" w:hAnsi="Arial" w:cs="Arial" w:hint="cs"/>
-                <w:color w:val="0070C0"/>
-                <w:rtl/>
-              </w:rPr>
-              <w:lastRenderedPageBreak/>
-              <w:t>משיכה [לשבוע 10].</w:t>
+              <w:t xml:space="preserve"> / בקשת משיכה [לשבוע 10].</w:t>
             </w:r>
           </w:p>
           <w:p>
@@ -5173,7 +4863,6 @@
                 <w:rFonts w:ascii="Arial" w:eastAsia="Times New Roman" w:hAnsi="Arial" w:cs="Arial"/>
                 <w:lang w:eastAsia="en-US"/>
               </w:rPr>
-              <w:lastRenderedPageBreak/>
               <w:t>10</w:t>
             </w:r>
             <w:r>
@@ -5313,6 +5002,21 @@
         <w:spacing w:before="57" w:after="57"/>
         <w:rPr>
           <w:rFonts w:ascii="Arial" w:hAnsi="Arial" w:cs="Arial"/>
+          <w:b/>
+          <w:bCs/>
+          <w:sz w:val="28"/>
+          <w:szCs w:val="28"/>
+          <w:rtl/>
+        </w:rPr>
+      </w:pPr>
+    </w:p>
+    <w:p>
+      <w:pPr>
+        <w:suppressAutoHyphens w:val="0"/>
+        <w:bidi/>
+        <w:spacing w:before="57" w:after="57"/>
+        <w:rPr>
+          <w:rFonts w:ascii="Arial" w:hAnsi="Arial" w:cs="Arial"/>
         </w:rPr>
       </w:pPr>
       <w:r>
@@ -5510,25 +5214,7 @@
           <w:rFonts w:ascii="Arial" w:hAnsi="Arial" w:cs="Arial"/>
           <w:u w:val="none"/>
         </w:rPr>
-        <w:t xml:space="preserve"> – </w:t>
-      </w:r>
-      <w:proofErr w:type="spellStart"/>
-      <w:r>
-        <w:rPr>
-          <w:rStyle w:val="Hyperlink"/>
-          <w:rFonts w:ascii="Arial" w:hAnsi="Arial" w:cs="Arial"/>
-          <w:u w:val="none"/>
-        </w:rPr>
-        <w:t>Basnat</w:t>
-      </w:r>
-      <w:proofErr w:type="spellEnd"/>
-      <w:r>
-        <w:rPr>
-          <w:rStyle w:val="Hyperlink"/>
-          <w:rFonts w:ascii="Arial" w:hAnsi="Arial" w:cs="Arial"/>
-          <w:u w:val="none"/>
-        </w:rPr>
-        <w:t xml:space="preserve"> Agarwal, 2018  </w:t>
+        <w:t xml:space="preserve"> – Basnat Agarwal, 2018  </w:t>
       </w:r>
       <w:r>
         <w:rPr>
@@ -5636,23 +5322,7 @@
           <w:rFonts w:ascii="Arial" w:hAnsi="Arial" w:cs="Arial"/>
           <w:rtl/>
         </w:rPr>
-        <w:t xml:space="preserve">  למדריכים </w:t>
-      </w:r>
-      <w:proofErr w:type="spellStart"/>
-      <w:r>
-        <w:rPr>
-          <w:rFonts w:ascii="Arial" w:hAnsi="Arial" w:cs="Arial"/>
-          <w:rtl/>
-        </w:rPr>
-        <w:t>בפייתון</w:t>
-      </w:r>
-      <w:proofErr w:type="spellEnd"/>
-      <w:r>
-        <w:rPr>
-          <w:rFonts w:ascii="Arial" w:hAnsi="Arial" w:cs="Arial"/>
-          <w:rtl/>
-        </w:rPr>
-        <w:t xml:space="preserve"> לכל הרמות:</w:t>
+        <w:t xml:space="preserve">  למדריכים בפייתון לכל הרמות:</w:t>
       </w:r>
       <w:r>
         <w:rPr>
@@ -5684,22 +5354,7 @@
           <w:rtl/>
         </w:rPr>
         <w:br/>
-      </w:r>
-      <w:proofErr w:type="spellStart"/>
-      <w:r>
-        <w:rPr>
-          <w:rFonts w:ascii="Arial" w:hAnsi="Arial" w:cs="Arial"/>
-          <w:rtl/>
-        </w:rPr>
-        <w:t>פלייליסט</w:t>
-      </w:r>
-      <w:proofErr w:type="spellEnd"/>
-      <w:r>
-        <w:rPr>
-          <w:rFonts w:ascii="Arial" w:hAnsi="Arial" w:cs="Arial"/>
-          <w:rtl/>
-        </w:rPr>
-        <w:t xml:space="preserve"> בנושא </w:t>
+        <w:t xml:space="preserve">פלייליסט בנושא </w:t>
       </w:r>
       <w:r>
         <w:rPr>
@@ -5742,31 +5397,14 @@
           <w:rtl/>
         </w:rPr>
         <w:br/>
-      </w:r>
-      <w:proofErr w:type="spellStart"/>
-      <w:r>
-        <w:rPr>
-          <w:rFonts w:ascii="Arial" w:hAnsi="Arial" w:cs="Arial"/>
-          <w:rtl/>
-        </w:rPr>
-        <w:t>פלייליסט</w:t>
-      </w:r>
-      <w:proofErr w:type="spellEnd"/>
-      <w:r>
-        <w:rPr>
-          <w:rFonts w:ascii="Arial" w:hAnsi="Arial" w:cs="Arial"/>
-          <w:rtl/>
-        </w:rPr>
-        <w:t xml:space="preserve"> בנושא </w:t>
-      </w:r>
-      <w:proofErr w:type="spellStart"/>
+        <w:t xml:space="preserve">פלייליסט בנושא </w:t>
+      </w:r>
       <w:r>
         <w:rPr>
           <w:rFonts w:ascii="Arial" w:hAnsi="Arial" w:cs="Arial"/>
         </w:rPr>
         <w:t>django</w:t>
       </w:r>
-      <w:proofErr w:type="spellEnd"/>
       <w:r>
         <w:rPr>
           <w:rFonts w:ascii="Arial" w:hAnsi="Arial" w:cs="Arial"/>
@@ -5816,23 +5454,7 @@
           <w:rtl/>
         </w:rPr>
         <w:br/>
-        <w:t xml:space="preserve">חוברת הדרכה </w:t>
-      </w:r>
-      <w:proofErr w:type="spellStart"/>
-      <w:r>
-        <w:rPr>
-          <w:rFonts w:ascii="Arial" w:hAnsi="Arial" w:cs="Arial"/>
-          <w:rtl/>
-        </w:rPr>
-        <w:t>בפייתון</w:t>
-      </w:r>
-      <w:proofErr w:type="spellEnd"/>
-      <w:r>
-        <w:rPr>
-          <w:rFonts w:ascii="Arial" w:hAnsi="Arial" w:cs="Arial"/>
-          <w:rtl/>
-        </w:rPr>
-        <w:t xml:space="preserve">, מאת אלעד חורב – </w:t>
+        <w:t xml:space="preserve">חוברת הדרכה בפייתון, מאת אלעד חורב – </w:t>
       </w:r>
     </w:p>
     <w:p>
@@ -6752,6 +6374,146 @@
     </w:lvl>
   </w:abstractNum>
   <w:abstractNum w:abstractNumId="7" w15:restartNumberingAfterBreak="0">
+    <w:nsid w:val="5B2449CF"/>
+    <w:multiLevelType w:val="multilevel"/>
+    <w:tmpl w:val="2D5445EC"/>
+    <w:lvl w:ilvl="0">
+      <w:start w:val="1"/>
+      <w:numFmt w:val="bullet"/>
+      <w:lvlText w:val=""/>
+      <w:lvlJc w:val="left"/>
+      <w:pPr>
+        <w:tabs>
+          <w:tab w:val="num" w:pos="720"/>
+        </w:tabs>
+        <w:ind w:left="720" w:hanging="360"/>
+      </w:pPr>
+      <w:rPr>
+        <w:rFonts w:ascii="Symbol" w:hAnsi="Symbol" w:cs="Symbol" w:hint="default"/>
+      </w:rPr>
+    </w:lvl>
+    <w:lvl w:ilvl="1">
+      <w:start w:val="1"/>
+      <w:numFmt w:val="bullet"/>
+      <w:lvlText w:val="◦"/>
+      <w:lvlJc w:val="left"/>
+      <w:pPr>
+        <w:tabs>
+          <w:tab w:val="num" w:pos="1080"/>
+        </w:tabs>
+        <w:ind w:left="1080" w:hanging="360"/>
+      </w:pPr>
+      <w:rPr>
+        <w:rFonts w:ascii="OpenSymbol" w:hAnsi="OpenSymbol" w:cs="OpenSymbol" w:hint="default"/>
+      </w:rPr>
+    </w:lvl>
+    <w:lvl w:ilvl="2">
+      <w:start w:val="1"/>
+      <w:numFmt w:val="bullet"/>
+      <w:lvlText w:val="▪"/>
+      <w:lvlJc w:val="left"/>
+      <w:pPr>
+        <w:tabs>
+          <w:tab w:val="num" w:pos="1440"/>
+        </w:tabs>
+        <w:ind w:left="1440" w:hanging="360"/>
+      </w:pPr>
+      <w:rPr>
+        <w:rFonts w:ascii="OpenSymbol" w:hAnsi="OpenSymbol" w:cs="OpenSymbol" w:hint="default"/>
+      </w:rPr>
+    </w:lvl>
+    <w:lvl w:ilvl="3">
+      <w:start w:val="1"/>
+      <w:numFmt w:val="bullet"/>
+      <w:lvlText w:val=""/>
+      <w:lvlJc w:val="left"/>
+      <w:pPr>
+        <w:tabs>
+          <w:tab w:val="num" w:pos="1800"/>
+        </w:tabs>
+        <w:ind w:left="1800" w:hanging="360"/>
+      </w:pPr>
+      <w:rPr>
+        <w:rFonts w:ascii="Symbol" w:hAnsi="Symbol" w:cs="Symbol" w:hint="default"/>
+      </w:rPr>
+    </w:lvl>
+    <w:lvl w:ilvl="4">
+      <w:start w:val="1"/>
+      <w:numFmt w:val="bullet"/>
+      <w:lvlText w:val="◦"/>
+      <w:lvlJc w:val="left"/>
+      <w:pPr>
+        <w:tabs>
+          <w:tab w:val="num" w:pos="2160"/>
+        </w:tabs>
+        <w:ind w:left="2160" w:hanging="360"/>
+      </w:pPr>
+      <w:rPr>
+        <w:rFonts w:ascii="OpenSymbol" w:hAnsi="OpenSymbol" w:cs="OpenSymbol" w:hint="default"/>
+      </w:rPr>
+    </w:lvl>
+    <w:lvl w:ilvl="5">
+      <w:start w:val="1"/>
+      <w:numFmt w:val="bullet"/>
+      <w:lvlText w:val="▪"/>
+      <w:lvlJc w:val="left"/>
+      <w:pPr>
+        <w:tabs>
+          <w:tab w:val="num" w:pos="2520"/>
+        </w:tabs>
+        <w:ind w:left="2520" w:hanging="360"/>
+      </w:pPr>
+      <w:rPr>
+        <w:rFonts w:ascii="OpenSymbol" w:hAnsi="OpenSymbol" w:cs="OpenSymbol" w:hint="default"/>
+      </w:rPr>
+    </w:lvl>
+    <w:lvl w:ilvl="6">
+      <w:start w:val="1"/>
+      <w:numFmt w:val="bullet"/>
+      <w:lvlText w:val=""/>
+      <w:lvlJc w:val="left"/>
+      <w:pPr>
+        <w:tabs>
+          <w:tab w:val="num" w:pos="2880"/>
+        </w:tabs>
+        <w:ind w:left="2880" w:hanging="360"/>
+      </w:pPr>
+      <w:rPr>
+        <w:rFonts w:ascii="Symbol" w:hAnsi="Symbol" w:cs="Symbol" w:hint="default"/>
+      </w:rPr>
+    </w:lvl>
+    <w:lvl w:ilvl="7">
+      <w:start w:val="1"/>
+      <w:numFmt w:val="bullet"/>
+      <w:lvlText w:val="◦"/>
+      <w:lvlJc w:val="left"/>
+      <w:pPr>
+        <w:tabs>
+          <w:tab w:val="num" w:pos="3240"/>
+        </w:tabs>
+        <w:ind w:left="3240" w:hanging="360"/>
+      </w:pPr>
+      <w:rPr>
+        <w:rFonts w:ascii="OpenSymbol" w:hAnsi="OpenSymbol" w:cs="OpenSymbol" w:hint="default"/>
+      </w:rPr>
+    </w:lvl>
+    <w:lvl w:ilvl="8">
+      <w:start w:val="1"/>
+      <w:numFmt w:val="bullet"/>
+      <w:lvlText w:val="▪"/>
+      <w:lvlJc w:val="left"/>
+      <w:pPr>
+        <w:tabs>
+          <w:tab w:val="num" w:pos="3600"/>
+        </w:tabs>
+        <w:ind w:left="3600" w:hanging="360"/>
+      </w:pPr>
+      <w:rPr>
+        <w:rFonts w:ascii="OpenSymbol" w:hAnsi="OpenSymbol" w:cs="OpenSymbol" w:hint="default"/>
+      </w:rPr>
+    </w:lvl>
+  </w:abstractNum>
+  <w:abstractNum w:abstractNumId="8" w15:restartNumberingAfterBreak="0">
     <w:nsid w:val="67ED3FE9"/>
     <w:multiLevelType w:val="multilevel"/>
     <w:tmpl w:val="2D5445EC"/>
@@ -6891,7 +6653,7 @@
       </w:rPr>
     </w:lvl>
   </w:abstractNum>
-  <w:abstractNum w:abstractNumId="8" w15:restartNumberingAfterBreak="0">
+  <w:abstractNum w:abstractNumId="9" w15:restartNumberingAfterBreak="0">
     <w:nsid w:val="698A244D"/>
     <w:multiLevelType w:val="multilevel"/>
     <w:tmpl w:val="A02C6202"/>
@@ -7015,7 +6777,7 @@
       </w:pPr>
     </w:lvl>
   </w:abstractNum>
-  <w:abstractNum w:abstractNumId="9" w15:restartNumberingAfterBreak="0">
+  <w:abstractNum w:abstractNumId="10" w15:restartNumberingAfterBreak="0">
     <w:nsid w:val="6CBB20F3"/>
     <w:multiLevelType w:val="hybridMultilevel"/>
     <w:tmpl w:val="703ACAFC"/>
@@ -7128,7 +6890,7 @@
       </w:rPr>
     </w:lvl>
   </w:abstractNum>
-  <w:abstractNum w:abstractNumId="10" w15:restartNumberingAfterBreak="0">
+  <w:abstractNum w:abstractNumId="11" w15:restartNumberingAfterBreak="0">
     <w:nsid w:val="759C413C"/>
     <w:multiLevelType w:val="multilevel"/>
     <w:tmpl w:val="D3FAD350"/>
@@ -7268,7 +7030,7 @@
       </w:rPr>
     </w:lvl>
   </w:abstractNum>
-  <w:abstractNum w:abstractNumId="11" w15:restartNumberingAfterBreak="0">
+  <w:abstractNum w:abstractNumId="12" w15:restartNumberingAfterBreak="0">
     <w:nsid w:val="7799078B"/>
     <w:multiLevelType w:val="hybridMultilevel"/>
     <w:tmpl w:val="26D8A11E"/>
@@ -7382,7 +7144,7 @@
     </w:lvl>
   </w:abstractNum>
   <w:num w:numId="1" w16cid:durableId="47538543">
-    <w:abstractNumId w:val="8"/>
+    <w:abstractNumId w:val="9"/>
   </w:num>
   <w:num w:numId="2" w16cid:durableId="932083709">
     <w:abstractNumId w:val="5"/>
@@ -7394,28 +7156,31 @@
     <w:abstractNumId w:val="4"/>
   </w:num>
   <w:num w:numId="5" w16cid:durableId="975915146">
-    <w:abstractNumId w:val="7"/>
+    <w:abstractNumId w:val="8"/>
   </w:num>
   <w:num w:numId="6" w16cid:durableId="1282346644">
     <w:abstractNumId w:val="2"/>
   </w:num>
   <w:num w:numId="7" w16cid:durableId="451553689">
-    <w:abstractNumId w:val="10"/>
+    <w:abstractNumId w:val="11"/>
   </w:num>
   <w:num w:numId="8" w16cid:durableId="36467986">
-    <w:abstractNumId w:val="11"/>
+    <w:abstractNumId w:val="12"/>
   </w:num>
   <w:num w:numId="9" w16cid:durableId="1049064939">
     <w:abstractNumId w:val="1"/>
   </w:num>
   <w:num w:numId="10" w16cid:durableId="1017267597">
-    <w:abstractNumId w:val="9"/>
+    <w:abstractNumId w:val="10"/>
   </w:num>
   <w:num w:numId="11" w16cid:durableId="1823499006">
     <w:abstractNumId w:val="0"/>
   </w:num>
   <w:num w:numId="12" w16cid:durableId="1817186219">
     <w:abstractNumId w:val="3"/>
+  </w:num>
+  <w:num w:numId="13" w16cid:durableId="404836362">
+    <w:abstractNumId w:val="7"/>
   </w:num>
 </w:numbering>
 </file>

--- a/syllabus.docx
+++ b/syllabus.docx
@@ -4976,6 +4976,102 @@
                 <w:color w:val="00B050"/>
               </w:rPr>
             </w:pPr>
+          </w:p>
+        </w:tc>
+        <w:tc>
+          <w:tcPr>
+            <w:tcW w:w="3236" w:type="dxa"/>
+          </w:tcPr>
+          <w:p>
+            <w:pPr>
+              <w:suppressAutoHyphens w:val="0"/>
+              <w:bidi/>
+              <w:rPr>
+                <w:rFonts w:ascii="Arial" w:hAnsi="Arial" w:cs="Arial"/>
+                <w:color w:val="0070C0"/>
+              </w:rPr>
+            </w:pPr>
+          </w:p>
+        </w:tc>
+      </w:tr>
+      <w:tr>
+        <w:tc>
+          <w:tcPr>
+            <w:tcW w:w="781" w:type="dxa"/>
+          </w:tcPr>
+          <w:p>
+            <w:pPr>
+              <w:suppressAutoHyphens w:val="0"/>
+              <w:bidi/>
+              <w:rPr>
+                <w:rFonts w:ascii="Arial" w:eastAsia="Times New Roman" w:hAnsi="Arial" w:cs="Arial"/>
+                <w:lang w:eastAsia="en-US"/>
+              </w:rPr>
+            </w:pPr>
+            <w:r>
+              <w:rPr>
+                <w:rFonts w:ascii="Arial" w:eastAsia="Times New Roman" w:hAnsi="Arial" w:cs="Arial" w:hint="cs"/>
+                <w:rtl/>
+                <w:lang w:eastAsia="en-US"/>
+              </w:rPr>
+              <w:t>11.</w:t>
+            </w:r>
+          </w:p>
+        </w:tc>
+        <w:tc>
+          <w:tcPr>
+            <w:tcW w:w="1687" w:type="dxa"/>
+            <w:shd w:val="clear" w:color="auto" w:fill="D9D9D9" w:themeFill="background1" w:themeFillShade="D9"/>
+          </w:tcPr>
+          <w:p>
+            <w:pPr>
+              <w:suppressAutoHyphens w:val="0"/>
+              <w:bidi/>
+              <w:rPr>
+                <w:rFonts w:ascii="Arial" w:eastAsia="Times New Roman" w:hAnsi="Arial" w:cs="Arial"/>
+                <w:color w:val="0070C0"/>
+                <w:rtl/>
+                <w:lang w:eastAsia="en-US"/>
+              </w:rPr>
+            </w:pPr>
+            <w:r>
+              <w:rPr>
+                <w:rFonts w:ascii="Arial" w:eastAsia="Times New Roman" w:hAnsi="Arial" w:cs="Arial" w:hint="cs"/>
+                <w:color w:val="0070C0"/>
+                <w:rtl/>
+                <w:lang w:eastAsia="en-US"/>
+              </w:rPr>
+              <w:t>השלמות</w:t>
+            </w:r>
+          </w:p>
+        </w:tc>
+        <w:tc>
+          <w:tcPr>
+            <w:tcW w:w="3960" w:type="dxa"/>
+            <w:tcBorders>
+              <w:right w:val="nil"/>
+            </w:tcBorders>
+          </w:tcPr>
+          <w:p>
+            <w:pPr>
+              <w:suppressAutoHyphens w:val="0"/>
+              <w:bidi/>
+              <w:rPr>
+                <w:rFonts w:ascii="Arial" w:eastAsia="Times New Roman" w:hAnsi="Arial" w:cs="Arial"/>
+                <w:color w:val="0070C0"/>
+                <w:rtl/>
+                <w:lang w:eastAsia="en-US"/>
+              </w:rPr>
+            </w:pPr>
+            <w:r>
+              <w:rPr>
+                <w:rFonts w:ascii="Arial" w:eastAsia="Times New Roman" w:hAnsi="Arial" w:cs="Arial" w:hint="cs"/>
+                <w:color w:val="0070C0"/>
+                <w:rtl/>
+                <w:lang w:eastAsia="en-US"/>
+              </w:rPr>
+              <w:t>השלמת הצגות.</w:t>
+            </w:r>
           </w:p>
         </w:tc>
         <w:tc>
